--- a/1 лаба по ПОNEW.docx
+++ b/1 лаба по ПОNEW.docx
@@ -1,7 +1,477 @@
 
 <file path=word/document.xml><?xml version="1.0" encoding="utf-8"?>
-<w:document xmlns:wpc="http://schemas.microsoft.com/office/word/2010/wordprocessingCanvas" xmlns:cx="http://schemas.microsoft.com/office/drawing/2014/chartex" xmlns:mc="http://schemas.openxmlformats.org/markup-compatibility/2006" xmlns:o="urn:schemas-microsoft-com:office:office" xmlns:r="http://schemas.openxmlformats.org/officeDocument/2006/relationships" xmlns:m="http://schemas.openxmlformats.org/officeDocument/2006/math" xmlns:v="urn:schemas-microsoft-com:vml" xmlns:wp14="http://schemas.microsoft.com/office/word/2010/wordprocessingDrawing" xmlns:wp="http://schemas.openxmlformats.org/drawingml/2006/wordprocessingDrawing" xmlns:w10="urn:schemas-microsoft-com:office:word" xmlns:w="http://schemas.openxmlformats.org/wordprocessingml/2006/main" xmlns:w14="http://schemas.microsoft.com/office/word/2010/wordml" xmlns:w15="http://schemas.microsoft.com/office/word/2012/wordml" xmlns:w16se="http://schemas.microsoft.com/office/word/2015/wordml/symex" xmlns:wpg="http://schemas.microsoft.com/office/word/2010/wordprocessingGroup" xmlns:wpi="http://schemas.microsoft.com/office/word/2010/wordprocessingInk" xmlns:wne="http://schemas.microsoft.com/office/word/2006/wordml" xmlns:wps="http://schemas.microsoft.com/office/word/2010/wordprocessingShape" mc:Ignorable="w14 w15 w16se wp14">
+<w:document xmlns:wpc="http://schemas.microsoft.com/office/word/2010/wordprocessingCanvas" xmlns:cx="http://schemas.microsoft.com/office/drawing/2014/chartex" xmlns:cx1="http://schemas.microsoft.com/office/drawing/2015/9/8/chartex" xmlns:cx2="http://schemas.microsoft.com/office/drawing/2015/10/21/chartex" xmlns:cx3="http://schemas.microsoft.com/office/drawing/2016/5/9/chartex" xmlns:cx4="http://schemas.microsoft.com/office/drawing/2016/5/10/chartex" xmlns:cx5="http://schemas.microsoft.com/office/drawing/2016/5/11/chartex" xmlns:cx6="http://schemas.microsoft.com/office/drawing/2016/5/12/chartex" xmlns:cx7="http://schemas.microsoft.com/office/drawing/2016/5/13/chartex" xmlns:cx8="http://schemas.microsoft.com/office/drawing/2016/5/14/chartex" xmlns:mc="http://schemas.openxmlformats.org/markup-compatibility/2006" xmlns:aink="http://schemas.microsoft.com/office/drawing/2016/ink" xmlns:am3d="http://schemas.microsoft.com/office/drawing/2017/model3d" xmlns:o="urn:schemas-microsoft-com:office:office" xmlns:r="http://schemas.openxmlformats.org/officeDocument/2006/relationships" xmlns:m="http://schemas.openxmlformats.org/officeDocument/2006/math" xmlns:v="urn:schemas-microsoft-com:vml" xmlns:wp14="http://schemas.microsoft.com/office/word/2010/wordprocessingDrawing" xmlns:wp="http://schemas.openxmlformats.org/drawingml/2006/wordprocessingDrawing" xmlns:w10="urn:schemas-microsoft-com:office:word" xmlns:w="http://schemas.openxmlformats.org/wordprocessingml/2006/main" xmlns:w14="http://schemas.microsoft.com/office/word/2010/wordml" xmlns:w15="http://schemas.microsoft.com/office/word/2012/wordml" xmlns:w16cid="http://schemas.microsoft.com/office/word/2016/wordml/cid" xmlns:w16se="http://schemas.microsoft.com/office/word/2015/wordml/symex" xmlns:wpg="http://schemas.microsoft.com/office/word/2010/wordprocessingGroup" xmlns:wpi="http://schemas.microsoft.com/office/word/2010/wordprocessingInk" xmlns:wne="http://schemas.microsoft.com/office/word/2006/wordml" xmlns:wps="http://schemas.microsoft.com/office/word/2010/wordprocessingShape" mc:Ignorable="w14 w15 w16se w16cid wp14">
   <w:body>
+    <w:p>
+      <w:pPr>
+        <w:jc w:val="center"/>
+        <w:rPr>
+          <w:rFonts w:ascii="Times New Roman" w:hAnsi="Times New Roman" w:cs="Times New Roman"/>
+          <w:sz w:val="28"/>
+          <w:szCs w:val="28"/>
+        </w:rPr>
+      </w:pPr>
+      <w:r>
+        <w:rPr>
+          <w:rFonts w:ascii="Times New Roman" w:hAnsi="Times New Roman" w:cs="Times New Roman"/>
+          <w:sz w:val="28"/>
+          <w:szCs w:val="28"/>
+        </w:rPr>
+        <w:t xml:space="preserve">МИНИСТЕРСТВО НАУКИ И ВЫСШЕГО ОБРАЗОВАНИЯ РОССИЙСКОЙ ФЕДЕРАЦИИ </w:t>
+      </w:r>
+    </w:p>
+    <w:p>
+      <w:pPr>
+        <w:jc w:val="center"/>
+        <w:rPr>
+          <w:rFonts w:ascii="Times New Roman" w:hAnsi="Times New Roman" w:cs="Times New Roman"/>
+          <w:sz w:val="28"/>
+          <w:szCs w:val="28"/>
+        </w:rPr>
+      </w:pPr>
+      <w:r>
+        <w:rPr>
+          <w:rFonts w:ascii="Times New Roman" w:hAnsi="Times New Roman" w:cs="Times New Roman"/>
+          <w:sz w:val="28"/>
+          <w:szCs w:val="28"/>
+        </w:rPr>
+        <w:t xml:space="preserve">Федеральное государственное бюджетное образовательное учреждение </w:t>
+      </w:r>
+    </w:p>
+    <w:p>
+      <w:pPr>
+        <w:jc w:val="center"/>
+        <w:rPr>
+          <w:rFonts w:ascii="Times New Roman" w:hAnsi="Times New Roman" w:cs="Times New Roman"/>
+          <w:sz w:val="28"/>
+          <w:szCs w:val="28"/>
+        </w:rPr>
+      </w:pPr>
+      <w:r>
+        <w:rPr>
+          <w:rFonts w:ascii="Times New Roman" w:hAnsi="Times New Roman" w:cs="Times New Roman"/>
+          <w:sz w:val="28"/>
+          <w:szCs w:val="28"/>
+        </w:rPr>
+        <w:t>высшего образования</w:t>
+      </w:r>
+    </w:p>
+    <w:p>
+      <w:pPr>
+        <w:jc w:val="center"/>
+        <w:rPr>
+          <w:rFonts w:ascii="Times New Roman" w:hAnsi="Times New Roman" w:cs="Times New Roman"/>
+          <w:sz w:val="28"/>
+          <w:szCs w:val="28"/>
+        </w:rPr>
+      </w:pPr>
+      <w:r>
+        <w:rPr>
+          <w:rFonts w:ascii="Times New Roman" w:hAnsi="Times New Roman" w:cs="Times New Roman"/>
+          <w:sz w:val="28"/>
+          <w:szCs w:val="28"/>
+        </w:rPr>
+        <w:t xml:space="preserve"> «КУБАНСКИЙ ГОСУДАРСТВЕННЫЙ УНИВЕРСИТЕТ» </w:t>
+      </w:r>
+    </w:p>
+    <w:p>
+      <w:pPr>
+        <w:jc w:val="center"/>
+        <w:rPr>
+          <w:rFonts w:ascii="Times New Roman" w:hAnsi="Times New Roman" w:cs="Times New Roman"/>
+          <w:sz w:val="28"/>
+          <w:szCs w:val="28"/>
+        </w:rPr>
+      </w:pPr>
+      <w:r>
+        <w:rPr>
+          <w:rFonts w:ascii="Times New Roman" w:hAnsi="Times New Roman" w:cs="Times New Roman"/>
+          <w:sz w:val="28"/>
+          <w:szCs w:val="28"/>
+        </w:rPr>
+        <w:t>(ФГБОУ ВО «</w:t>
+      </w:r>
+      <w:proofErr w:type="spellStart"/>
+      <w:r>
+        <w:rPr>
+          <w:rFonts w:ascii="Times New Roman" w:hAnsi="Times New Roman" w:cs="Times New Roman"/>
+          <w:sz w:val="28"/>
+          <w:szCs w:val="28"/>
+        </w:rPr>
+        <w:t>КубГУ</w:t>
+      </w:r>
+      <w:proofErr w:type="spellEnd"/>
+      <w:r>
+        <w:rPr>
+          <w:rFonts w:ascii="Times New Roman" w:hAnsi="Times New Roman" w:cs="Times New Roman"/>
+          <w:sz w:val="28"/>
+          <w:szCs w:val="28"/>
+        </w:rPr>
+        <w:t>»)</w:t>
+      </w:r>
+    </w:p>
+    <w:p>
+      <w:pPr>
+        <w:jc w:val="center"/>
+        <w:rPr>
+          <w:rFonts w:ascii="Times New Roman" w:hAnsi="Times New Roman" w:cs="Times New Roman"/>
+          <w:sz w:val="28"/>
+          <w:szCs w:val="28"/>
+        </w:rPr>
+      </w:pPr>
+      <w:r>
+        <w:rPr>
+          <w:rFonts w:ascii="Times New Roman" w:hAnsi="Times New Roman" w:cs="Times New Roman"/>
+          <w:sz w:val="28"/>
+          <w:szCs w:val="28"/>
+        </w:rPr>
+        <w:t xml:space="preserve"> Факультет компьютерных технологий и прикладной математики</w:t>
+      </w:r>
+    </w:p>
+    <w:p>
+      <w:pPr>
+        <w:jc w:val="center"/>
+      </w:pPr>
+    </w:p>
+    <w:p>
+      <w:pPr>
+        <w:jc w:val="center"/>
+      </w:pPr>
+    </w:p>
+    <w:p>
+      <w:pPr>
+        <w:jc w:val="center"/>
+      </w:pPr>
+    </w:p>
+    <w:p>
+      <w:pPr>
+        <w:jc w:val="center"/>
+      </w:pPr>
+    </w:p>
+    <w:p>
+      <w:pPr>
+        <w:jc w:val="center"/>
+        <w:rPr>
+          <w:rFonts w:ascii="Times New Roman" w:hAnsi="Times New Roman" w:cs="Times New Roman"/>
+          <w:sz w:val="28"/>
+          <w:szCs w:val="28"/>
+        </w:rPr>
+      </w:pPr>
+    </w:p>
+    <w:p>
+      <w:pPr>
+        <w:rPr>
+          <w:rFonts w:ascii="Times New Roman" w:hAnsi="Times New Roman" w:cs="Times New Roman"/>
+          <w:sz w:val="28"/>
+          <w:szCs w:val="28"/>
+        </w:rPr>
+      </w:pPr>
+    </w:p>
+    <w:p>
+      <w:pPr>
+        <w:jc w:val="center"/>
+        <w:rPr>
+          <w:rFonts w:ascii="Times New Roman" w:hAnsi="Times New Roman" w:cs="Times New Roman"/>
+          <w:b/>
+          <w:sz w:val="28"/>
+          <w:szCs w:val="28"/>
+        </w:rPr>
+      </w:pPr>
+      <w:r>
+        <w:rPr>
+          <w:rFonts w:ascii="Times New Roman" w:hAnsi="Times New Roman" w:cs="Times New Roman"/>
+          <w:b/>
+          <w:sz w:val="28"/>
+          <w:szCs w:val="28"/>
+        </w:rPr>
+        <w:t>Отчет по лабораторной работе № 1</w:t>
+      </w:r>
+    </w:p>
+    <w:p>
+      <w:pPr>
+        <w:jc w:val="center"/>
+        <w:rPr>
+          <w:rFonts w:ascii="Times New Roman" w:hAnsi="Times New Roman" w:cs="Times New Roman"/>
+          <w:b/>
+          <w:sz w:val="28"/>
+          <w:szCs w:val="28"/>
+        </w:rPr>
+      </w:pPr>
+      <w:r>
+        <w:rPr>
+          <w:rFonts w:ascii="Times New Roman" w:hAnsi="Times New Roman" w:cs="Times New Roman"/>
+          <w:b/>
+          <w:sz w:val="28"/>
+          <w:szCs w:val="28"/>
+        </w:rPr>
+        <w:t>По дисциплине</w:t>
+      </w:r>
+    </w:p>
+    <w:p>
+      <w:pPr>
+        <w:jc w:val="center"/>
+        <w:rPr>
+          <w:rFonts w:ascii="Times New Roman" w:hAnsi="Times New Roman" w:cs="Times New Roman"/>
+          <w:b/>
+          <w:sz w:val="28"/>
+          <w:szCs w:val="28"/>
+        </w:rPr>
+      </w:pPr>
+      <w:r>
+        <w:rPr>
+          <w:rFonts w:ascii="Times New Roman" w:hAnsi="Times New Roman" w:cs="Times New Roman"/>
+          <w:b/>
+          <w:sz w:val="28"/>
+          <w:szCs w:val="28"/>
+        </w:rPr>
+        <w:t>«Технология создания и поддержки ПО»</w:t>
+      </w:r>
+    </w:p>
+    <w:p>
+      <w:pPr>
+        <w:rPr>
+          <w:rFonts w:ascii="Times New Roman" w:hAnsi="Times New Roman" w:cs="Times New Roman"/>
+          <w:sz w:val="28"/>
+          <w:szCs w:val="28"/>
+        </w:rPr>
+      </w:pPr>
+    </w:p>
+    <w:p>
+      <w:pPr>
+        <w:rPr>
+          <w:rFonts w:ascii="Times New Roman" w:hAnsi="Times New Roman" w:cs="Times New Roman"/>
+          <w:sz w:val="28"/>
+          <w:szCs w:val="28"/>
+        </w:rPr>
+      </w:pPr>
+      <w:r>
+        <w:rPr>
+          <w:rFonts w:ascii="Times New Roman" w:hAnsi="Times New Roman" w:cs="Times New Roman"/>
+          <w:sz w:val="28"/>
+          <w:szCs w:val="28"/>
+        </w:rPr>
+        <w:t xml:space="preserve">Выполнил студент 21.2 группы _________________________ </w:t>
+      </w:r>
+      <w:proofErr w:type="spellStart"/>
+      <w:r>
+        <w:rPr>
+          <w:rFonts w:ascii="Times New Roman" w:hAnsi="Times New Roman" w:cs="Times New Roman"/>
+          <w:sz w:val="28"/>
+          <w:szCs w:val="28"/>
+        </w:rPr>
+        <w:t>А.Д.Павлов</w:t>
+      </w:r>
+      <w:proofErr w:type="spellEnd"/>
+    </w:p>
+    <w:p>
+      <w:pPr>
+        <w:rPr>
+          <w:rFonts w:ascii="Times New Roman" w:hAnsi="Times New Roman" w:cs="Times New Roman"/>
+          <w:sz w:val="28"/>
+          <w:szCs w:val="28"/>
+        </w:rPr>
+      </w:pPr>
+      <w:r>
+        <w:rPr>
+          <w:rFonts w:ascii="Times New Roman" w:hAnsi="Times New Roman" w:cs="Times New Roman"/>
+          <w:sz w:val="28"/>
+          <w:szCs w:val="28"/>
+        </w:rPr>
+        <w:t>Направление подготовки 09.03.03 Прикладная информатика</w:t>
+      </w:r>
+    </w:p>
+    <w:p>
+      <w:pPr>
+        <w:rPr>
+          <w:rFonts w:ascii="Times New Roman" w:hAnsi="Times New Roman" w:cs="Times New Roman"/>
+          <w:sz w:val="28"/>
+          <w:szCs w:val="28"/>
+        </w:rPr>
+      </w:pPr>
+      <w:r>
+        <w:rPr>
+          <w:rFonts w:ascii="Times New Roman" w:hAnsi="Times New Roman" w:cs="Times New Roman"/>
+          <w:sz w:val="28"/>
+          <w:szCs w:val="28"/>
+        </w:rPr>
+        <w:t xml:space="preserve">Курс – 2 </w:t>
+      </w:r>
+    </w:p>
+    <w:p>
+      <w:pPr>
+        <w:rPr>
+          <w:rFonts w:ascii="Times New Roman" w:hAnsi="Times New Roman" w:cs="Times New Roman"/>
+          <w:sz w:val="28"/>
+          <w:szCs w:val="28"/>
+        </w:rPr>
+      </w:pPr>
+    </w:p>
+    <w:p>
+      <w:pPr>
+        <w:rPr>
+          <w:rFonts w:ascii="Times New Roman" w:hAnsi="Times New Roman" w:cs="Times New Roman"/>
+          <w:sz w:val="28"/>
+          <w:szCs w:val="28"/>
+        </w:rPr>
+      </w:pPr>
+    </w:p>
+    <w:p>
+      <w:pPr>
+        <w:rPr>
+          <w:rFonts w:ascii="Times New Roman" w:hAnsi="Times New Roman" w:cs="Times New Roman"/>
+          <w:sz w:val="28"/>
+          <w:szCs w:val="28"/>
+        </w:rPr>
+      </w:pPr>
+    </w:p>
+    <w:p>
+      <w:pPr>
+        <w:rPr>
+          <w:rFonts w:ascii="Times New Roman" w:hAnsi="Times New Roman" w:cs="Times New Roman"/>
+          <w:sz w:val="28"/>
+          <w:szCs w:val="28"/>
+        </w:rPr>
+      </w:pPr>
+    </w:p>
+    <w:p>
+      <w:pPr>
+        <w:rPr>
+          <w:rFonts w:ascii="Times New Roman" w:hAnsi="Times New Roman" w:cs="Times New Roman"/>
+          <w:sz w:val="28"/>
+          <w:szCs w:val="28"/>
+        </w:rPr>
+      </w:pPr>
+    </w:p>
+    <w:p>
+      <w:pPr>
+        <w:rPr>
+          <w:rFonts w:ascii="Times New Roman" w:hAnsi="Times New Roman" w:cs="Times New Roman"/>
+          <w:sz w:val="28"/>
+          <w:szCs w:val="28"/>
+        </w:rPr>
+      </w:pPr>
+    </w:p>
+    <w:p>
+      <w:pPr>
+        <w:rPr>
+          <w:rFonts w:ascii="Times New Roman" w:hAnsi="Times New Roman" w:cs="Times New Roman"/>
+          <w:sz w:val="28"/>
+          <w:szCs w:val="28"/>
+        </w:rPr>
+      </w:pPr>
+    </w:p>
+    <w:p>
+      <w:pPr>
+        <w:rPr>
+          <w:rFonts w:ascii="Times New Roman" w:hAnsi="Times New Roman" w:cs="Times New Roman"/>
+          <w:sz w:val="28"/>
+          <w:szCs w:val="28"/>
+        </w:rPr>
+      </w:pPr>
+    </w:p>
+    <w:p>
+      <w:pPr>
+        <w:rPr>
+          <w:rFonts w:ascii="Times New Roman" w:hAnsi="Times New Roman" w:cs="Times New Roman"/>
+          <w:sz w:val="28"/>
+          <w:szCs w:val="28"/>
+        </w:rPr>
+      </w:pPr>
+    </w:p>
+    <w:p>
+      <w:pPr>
+        <w:rPr>
+          <w:rFonts w:ascii="Times New Roman" w:hAnsi="Times New Roman" w:cs="Times New Roman"/>
+          <w:sz w:val="28"/>
+          <w:szCs w:val="28"/>
+        </w:rPr>
+      </w:pPr>
+      <w:r>
+        <w:rPr>
+          <w:rFonts w:ascii="Times New Roman" w:hAnsi="Times New Roman" w:cs="Times New Roman"/>
+          <w:sz w:val="28"/>
+          <w:szCs w:val="28"/>
+        </w:rPr>
+        <w:lastRenderedPageBreak/>
+        <w:t>Тема: Сервер для онлайн-конференций и вебинаров.</w:t>
+      </w:r>
+    </w:p>
+    <w:p>
+      <w:pPr>
+        <w:rPr>
+          <w:rFonts w:ascii="Times New Roman" w:hAnsi="Times New Roman" w:cs="Times New Roman"/>
+          <w:sz w:val="28"/>
+          <w:szCs w:val="28"/>
+        </w:rPr>
+      </w:pPr>
+      <w:r>
+        <w:rPr>
+          <w:rFonts w:ascii="Times New Roman" w:hAnsi="Times New Roman" w:cs="Times New Roman"/>
+          <w:sz w:val="28"/>
+          <w:szCs w:val="28"/>
+        </w:rPr>
+        <w:t>Цель работы: Формализация требований к системе проведения онлайн-конференций с помощью пользовательский историй (</w:t>
+      </w:r>
+      <w:r>
+        <w:rPr>
+          <w:rFonts w:ascii="Times New Roman" w:hAnsi="Times New Roman" w:cs="Times New Roman"/>
+          <w:sz w:val="28"/>
+          <w:szCs w:val="28"/>
+          <w:lang w:val="en-US"/>
+        </w:rPr>
+        <w:t>US</w:t>
+      </w:r>
+      <w:r>
+        <w:rPr>
+          <w:rFonts w:ascii="Times New Roman" w:hAnsi="Times New Roman" w:cs="Times New Roman"/>
+          <w:sz w:val="28"/>
+          <w:szCs w:val="28"/>
+        </w:rPr>
+        <w:t>) и вариантов использования (</w:t>
+      </w:r>
+      <w:r>
+        <w:rPr>
+          <w:rFonts w:ascii="Times New Roman" w:hAnsi="Times New Roman" w:cs="Times New Roman"/>
+          <w:sz w:val="28"/>
+          <w:szCs w:val="28"/>
+          <w:lang w:val="en-US"/>
+        </w:rPr>
+        <w:t>UC</w:t>
+      </w:r>
+      <w:r>
+        <w:rPr>
+          <w:rFonts w:ascii="Times New Roman" w:hAnsi="Times New Roman" w:cs="Times New Roman"/>
+          <w:sz w:val="28"/>
+          <w:szCs w:val="28"/>
+        </w:rPr>
+        <w:t>)</w:t>
+      </w:r>
+      <w:r>
+        <w:rPr>
+          <w:rFonts w:ascii="Times New Roman" w:hAnsi="Times New Roman" w:cs="Times New Roman"/>
+          <w:sz w:val="28"/>
+          <w:szCs w:val="28"/>
+        </w:rPr>
+        <w:t>.</w:t>
+      </w:r>
+    </w:p>
+    <w:p>
+      <w:pPr>
+        <w:rPr>
+          <w:rFonts w:ascii="Times New Roman" w:hAnsi="Times New Roman" w:cs="Times New Roman"/>
+          <w:sz w:val="28"/>
+          <w:szCs w:val="28"/>
+        </w:rPr>
+      </w:pPr>
+      <w:r>
+        <w:rPr>
+          <w:rFonts w:ascii="Times New Roman" w:hAnsi="Times New Roman" w:cs="Times New Roman"/>
+          <w:sz w:val="28"/>
+          <w:szCs w:val="28"/>
+        </w:rPr>
+        <w:t xml:space="preserve"> </w:t>
+      </w:r>
+    </w:p>
     <w:p>
       <w:pPr>
         <w:jc w:val="center"/>
@@ -10,27 +480,33 @@
           <w:szCs w:val="144"/>
         </w:rPr>
       </w:pPr>
-      <w:r>
+    </w:p>
+    <w:p>
+      <w:pPr>
+        <w:jc w:val="center"/>
         <w:rPr>
           <w:sz w:val="144"/>
           <w:szCs w:val="144"/>
         </w:rPr>
-        <w:t xml:space="preserve">Титульный </w:t>
-      </w:r>
-      <w:r>
+      </w:pPr>
+    </w:p>
+    <w:p>
+      <w:pPr>
+        <w:jc w:val="center"/>
         <w:rPr>
           <w:sz w:val="144"/>
           <w:szCs w:val="144"/>
         </w:rPr>
-        <w:t xml:space="preserve">          </w:t>
-      </w:r>
-      <w:r>
+      </w:pPr>
+    </w:p>
+    <w:p>
+      <w:pPr>
+        <w:jc w:val="center"/>
         <w:rPr>
           <w:sz w:val="144"/>
           <w:szCs w:val="144"/>
         </w:rPr>
-        <w:t>лист</w:t>
-      </w:r>
+      </w:pPr>
     </w:p>
     <w:p>
       <w:pPr>
@@ -52,191 +528,6 @@
     </w:p>
     <w:p>
       <w:pPr>
-        <w:jc w:val="center"/>
-        <w:rPr>
-          <w:sz w:val="144"/>
-          <w:szCs w:val="144"/>
-        </w:rPr>
-      </w:pPr>
-    </w:p>
-    <w:p>
-      <w:pPr>
-        <w:jc w:val="center"/>
-        <w:rPr>
-          <w:sz w:val="144"/>
-          <w:szCs w:val="144"/>
-        </w:rPr>
-      </w:pPr>
-    </w:p>
-    <w:p>
-      <w:pPr>
-        <w:jc w:val="center"/>
-        <w:rPr>
-          <w:sz w:val="144"/>
-          <w:szCs w:val="144"/>
-        </w:rPr>
-      </w:pPr>
-    </w:p>
-    <w:p>
-      <w:pPr>
-        <w:jc w:val="center"/>
-        <w:rPr>
-          <w:rFonts w:ascii="Times New Roman" w:hAnsi="Times New Roman" w:cs="Times New Roman"/>
-          <w:sz w:val="28"/>
-          <w:szCs w:val="28"/>
-        </w:rPr>
-      </w:pPr>
-    </w:p>
-    <w:p>
-      <w:pPr>
-        <w:rPr>
-          <w:rFonts w:ascii="Times New Roman" w:hAnsi="Times New Roman" w:cs="Times New Roman"/>
-          <w:sz w:val="28"/>
-          <w:szCs w:val="28"/>
-        </w:rPr>
-      </w:pPr>
-      <w:r>
-        <w:rPr>
-          <w:rFonts w:ascii="Times New Roman" w:hAnsi="Times New Roman" w:cs="Times New Roman"/>
-          <w:sz w:val="28"/>
-          <w:szCs w:val="28"/>
-        </w:rPr>
-        <w:lastRenderedPageBreak/>
-        <w:t>Тема: Сервер для онлайн-конференций и вебинаров.</w:t>
-      </w:r>
-    </w:p>
-    <w:p>
-      <w:pPr>
-        <w:rPr>
-          <w:rFonts w:ascii="Times New Roman" w:hAnsi="Times New Roman" w:cs="Times New Roman"/>
-          <w:sz w:val="28"/>
-          <w:szCs w:val="28"/>
-        </w:rPr>
-      </w:pPr>
-      <w:r>
-        <w:rPr>
-          <w:rFonts w:ascii="Times New Roman" w:hAnsi="Times New Roman" w:cs="Times New Roman"/>
-          <w:sz w:val="28"/>
-          <w:szCs w:val="28"/>
-        </w:rPr>
-        <w:t>Цель работы: Формализация требований к системе проведения онлайн-конференций с помощью пользовательский историй (</w:t>
-      </w:r>
-      <w:r>
-        <w:rPr>
-          <w:rFonts w:ascii="Times New Roman" w:hAnsi="Times New Roman" w:cs="Times New Roman"/>
-          <w:sz w:val="28"/>
-          <w:szCs w:val="28"/>
-          <w:lang w:val="en-US"/>
-        </w:rPr>
-        <w:t>US</w:t>
-      </w:r>
-      <w:r>
-        <w:rPr>
-          <w:rFonts w:ascii="Times New Roman" w:hAnsi="Times New Roman" w:cs="Times New Roman"/>
-          <w:sz w:val="28"/>
-          <w:szCs w:val="28"/>
-        </w:rPr>
-        <w:t>) и вариантов использования (</w:t>
-      </w:r>
-      <w:r>
-        <w:rPr>
-          <w:rFonts w:ascii="Times New Roman" w:hAnsi="Times New Roman" w:cs="Times New Roman"/>
-          <w:sz w:val="28"/>
-          <w:szCs w:val="28"/>
-          <w:lang w:val="en-US"/>
-        </w:rPr>
-        <w:t>UC</w:t>
-      </w:r>
-      <w:r>
-        <w:rPr>
-          <w:rFonts w:ascii="Times New Roman" w:hAnsi="Times New Roman" w:cs="Times New Roman"/>
-          <w:sz w:val="28"/>
-          <w:szCs w:val="28"/>
-        </w:rPr>
-        <w:t>)</w:t>
-      </w:r>
-      <w:r>
-        <w:rPr>
-          <w:rFonts w:ascii="Times New Roman" w:hAnsi="Times New Roman" w:cs="Times New Roman"/>
-          <w:sz w:val="28"/>
-          <w:szCs w:val="28"/>
-        </w:rPr>
-        <w:t>.</w:t>
-      </w:r>
-    </w:p>
-    <w:p>
-      <w:pPr>
-        <w:rPr>
-          <w:rFonts w:ascii="Times New Roman" w:hAnsi="Times New Roman" w:cs="Times New Roman"/>
-          <w:sz w:val="28"/>
-          <w:szCs w:val="28"/>
-        </w:rPr>
-      </w:pPr>
-      <w:r>
-        <w:rPr>
-          <w:rFonts w:ascii="Times New Roman" w:hAnsi="Times New Roman" w:cs="Times New Roman"/>
-          <w:sz w:val="28"/>
-          <w:szCs w:val="28"/>
-        </w:rPr>
-        <w:t xml:space="preserve"> </w:t>
-      </w:r>
-    </w:p>
-    <w:p>
-      <w:pPr>
-        <w:jc w:val="center"/>
-        <w:rPr>
-          <w:sz w:val="144"/>
-          <w:szCs w:val="144"/>
-        </w:rPr>
-      </w:pPr>
-    </w:p>
-    <w:p>
-      <w:pPr>
-        <w:jc w:val="center"/>
-        <w:rPr>
-          <w:sz w:val="144"/>
-          <w:szCs w:val="144"/>
-        </w:rPr>
-      </w:pPr>
-    </w:p>
-    <w:p>
-      <w:pPr>
-        <w:jc w:val="center"/>
-        <w:rPr>
-          <w:sz w:val="144"/>
-          <w:szCs w:val="144"/>
-        </w:rPr>
-      </w:pPr>
-    </w:p>
-    <w:p>
-      <w:pPr>
-        <w:jc w:val="center"/>
-        <w:rPr>
-          <w:sz w:val="144"/>
-          <w:szCs w:val="144"/>
-        </w:rPr>
-      </w:pPr>
-    </w:p>
-    <w:p>
-      <w:pPr>
-        <w:jc w:val="center"/>
-        <w:rPr>
-          <w:sz w:val="144"/>
-          <w:szCs w:val="144"/>
-        </w:rPr>
-      </w:pPr>
-    </w:p>
-    <w:p>
-      <w:pPr>
-        <w:jc w:val="center"/>
-        <w:rPr>
-          <w:sz w:val="144"/>
-          <w:szCs w:val="144"/>
-        </w:rPr>
-      </w:pPr>
-    </w:p>
-    <w:p>
-      <w:pPr>
         <w:rPr>
           <w:rFonts w:ascii="Times New Roman" w:hAnsi="Times New Roman" w:cs="Times New Roman"/>
           <w:sz w:val="28"/>
@@ -517,7 +808,25 @@
           <w:sz w:val="28"/>
           <w:szCs w:val="28"/>
         </w:rPr>
-        <w:t xml:space="preserve">1.9 Я, как участник, хочу скрыть чат, чтобы открывать его только по моей хотелке. </w:t>
+        <w:t xml:space="preserve">1.9 Я, как участник, хочу скрыть чат, чтобы открывать его только по моей </w:t>
+      </w:r>
+      <w:proofErr w:type="spellStart"/>
+      <w:r>
+        <w:rPr>
+          <w:rFonts w:ascii="Times New Roman" w:hAnsi="Times New Roman" w:cs="Times New Roman"/>
+          <w:sz w:val="28"/>
+          <w:szCs w:val="28"/>
+        </w:rPr>
+        <w:t>хотелке</w:t>
+      </w:r>
+      <w:proofErr w:type="spellEnd"/>
+      <w:r>
+        <w:rPr>
+          <w:rFonts w:ascii="Times New Roman" w:hAnsi="Times New Roman" w:cs="Times New Roman"/>
+          <w:sz w:val="28"/>
+          <w:szCs w:val="28"/>
+        </w:rPr>
+        <w:t xml:space="preserve">. </w:t>
       </w:r>
     </w:p>
     <w:p>
@@ -696,7 +1005,25 @@
           <w:sz w:val="28"/>
           <w:szCs w:val="28"/>
         </w:rPr>
-        <w:t>1.18 Я, как участник-администратор, хочу видеть логи подключений, чтобы наблюдать за нагрузкой на сервер.</w:t>
+        <w:t xml:space="preserve">1.18 Я, как участник-администратор, хочу видеть </w:t>
+      </w:r>
+      <w:proofErr w:type="spellStart"/>
+      <w:r>
+        <w:rPr>
+          <w:rFonts w:ascii="Times New Roman" w:hAnsi="Times New Roman" w:cs="Times New Roman"/>
+          <w:sz w:val="28"/>
+          <w:szCs w:val="28"/>
+        </w:rPr>
+        <w:t>логи</w:t>
+      </w:r>
+      <w:proofErr w:type="spellEnd"/>
+      <w:r>
+        <w:rPr>
+          <w:rFonts w:ascii="Times New Roman" w:hAnsi="Times New Roman" w:cs="Times New Roman"/>
+          <w:sz w:val="28"/>
+          <w:szCs w:val="28"/>
+        </w:rPr>
+        <w:t xml:space="preserve"> подключений, чтобы наблюдать за нагрузкой на сервер.</w:t>
       </w:r>
     </w:p>
     <w:p>
@@ -730,7 +1057,23 @@
           <w:sz w:val="28"/>
           <w:szCs w:val="28"/>
         </w:rPr>
-        <w:t>1.20 Я, как владелец сервера, хочу иметь права модератора, чтобы самому контролировать комнату.</w:t>
+        <w:t xml:space="preserve">1.20 Я, как владелец сервера, хочу иметь права модератора, </w:t>
+      </w:r>
+      <w:r>
+        <w:rPr>
+          <w:rFonts w:ascii="Times New Roman" w:hAnsi="Times New Roman" w:cs="Times New Roman"/>
+          <w:sz w:val="28"/>
+          <w:szCs w:val="28"/>
+        </w:rPr>
+        <w:t>чтобы, в случае чего,</w:t>
+      </w:r>
+      <w:r>
+        <w:rPr>
+          <w:rFonts w:ascii="Times New Roman" w:hAnsi="Times New Roman" w:cs="Times New Roman"/>
+          <w:sz w:val="28"/>
+          <w:szCs w:val="28"/>
+        </w:rPr>
+        <w:t xml:space="preserve"> самому контролировать комнату.</w:t>
       </w:r>
     </w:p>
     <w:p>
@@ -901,7 +1244,25 @@
           <w:sz w:val="28"/>
           <w:szCs w:val="28"/>
         </w:rPr>
-        <w:t>1.1 Акторы системы</w:t>
+        <w:t xml:space="preserve">1.1 </w:t>
+      </w:r>
+      <w:proofErr w:type="spellStart"/>
+      <w:r>
+        <w:rPr>
+          <w:rFonts w:ascii="Times New Roman" w:hAnsi="Times New Roman" w:cs="Times New Roman"/>
+          <w:sz w:val="28"/>
+          <w:szCs w:val="28"/>
+        </w:rPr>
+        <w:t>Акторы</w:t>
+      </w:r>
+      <w:proofErr w:type="spellEnd"/>
+      <w:r>
+        <w:rPr>
+          <w:rFonts w:ascii="Times New Roman" w:hAnsi="Times New Roman" w:cs="Times New Roman"/>
+          <w:sz w:val="28"/>
+          <w:szCs w:val="28"/>
+        </w:rPr>
+        <w:t xml:space="preserve"> системы</w:t>
       </w:r>
     </w:p>
     <w:tbl>
@@ -927,6 +1288,7 @@
                 <w:szCs w:val="28"/>
               </w:rPr>
             </w:pPr>
+            <w:proofErr w:type="spellStart"/>
             <w:r>
               <w:rPr>
                 <w:rFonts w:ascii="Times New Roman" w:hAnsi="Times New Roman" w:cs="Times New Roman"/>
@@ -935,6 +1297,7 @@
               </w:rPr>
               <w:t>Акторы</w:t>
             </w:r>
+            <w:proofErr w:type="spellEnd"/>
           </w:p>
         </w:tc>
         <w:tc>
@@ -1347,6 +1710,7 @@
                 <w:szCs w:val="28"/>
               </w:rPr>
             </w:pPr>
+            <w:proofErr w:type="spellStart"/>
             <w:r>
               <w:rPr>
                 <w:rFonts w:ascii="Times New Roman" w:hAnsi="Times New Roman" w:cs="Times New Roman"/>
@@ -1355,6 +1719,7 @@
               </w:rPr>
               <w:t>Актор</w:t>
             </w:r>
+            <w:proofErr w:type="spellEnd"/>
           </w:p>
         </w:tc>
         <w:tc>
@@ -1789,6 +2154,7 @@
                 <w:szCs w:val="28"/>
               </w:rPr>
             </w:pPr>
+            <w:proofErr w:type="spellStart"/>
             <w:r>
               <w:rPr>
                 <w:rFonts w:ascii="Times New Roman" w:hAnsi="Times New Roman" w:cs="Times New Roman"/>
@@ -1797,6 +2163,7 @@
               </w:rPr>
               <w:t>Актор</w:t>
             </w:r>
+            <w:proofErr w:type="spellEnd"/>
           </w:p>
         </w:tc>
         <w:tc>
@@ -2129,7 +2496,25 @@
           <w:szCs w:val="28"/>
         </w:rPr>
         <w:lastRenderedPageBreak/>
-        <w:t>1.4 Модерация(Удаление участника)</w:t>
+        <w:t xml:space="preserve">1.4 </w:t>
+      </w:r>
+      <w:proofErr w:type="gramStart"/>
+      <w:r>
+        <w:rPr>
+          <w:rFonts w:ascii="Times New Roman" w:hAnsi="Times New Roman" w:cs="Times New Roman"/>
+          <w:sz w:val="28"/>
+          <w:szCs w:val="28"/>
+        </w:rPr>
+        <w:t>Модерация(</w:t>
+      </w:r>
+      <w:proofErr w:type="gramEnd"/>
+      <w:r>
+        <w:rPr>
+          <w:rFonts w:ascii="Times New Roman" w:hAnsi="Times New Roman" w:cs="Times New Roman"/>
+          <w:sz w:val="28"/>
+          <w:szCs w:val="28"/>
+        </w:rPr>
+        <w:t>Удаление участника)</w:t>
       </w:r>
     </w:p>
     <w:tbl>
@@ -2201,6 +2586,7 @@
                 <w:szCs w:val="28"/>
               </w:rPr>
             </w:pPr>
+            <w:proofErr w:type="spellStart"/>
             <w:r>
               <w:rPr>
                 <w:rFonts w:ascii="Times New Roman" w:hAnsi="Times New Roman" w:cs="Times New Roman"/>
@@ -2209,6 +2595,7 @@
               </w:rPr>
               <w:t>Актор</w:t>
             </w:r>
+            <w:proofErr w:type="spellEnd"/>
           </w:p>
         </w:tc>
         <w:tc>
@@ -2611,6 +2998,7 @@
                 <w:szCs w:val="28"/>
               </w:rPr>
             </w:pPr>
+            <w:proofErr w:type="spellStart"/>
             <w:r>
               <w:rPr>
                 <w:rFonts w:ascii="Times New Roman" w:hAnsi="Times New Roman" w:cs="Times New Roman"/>
@@ -2619,6 +3007,7 @@
               </w:rPr>
               <w:t>Актор</w:t>
             </w:r>
+            <w:proofErr w:type="spellEnd"/>
           </w:p>
         </w:tc>
         <w:tc>
@@ -2794,7 +3183,27 @@
                 <w:sz w:val="28"/>
                 <w:szCs w:val="28"/>
               </w:rPr>
-              <w:t>2.Задает название, дату, макс.число участников</w:t>
+              <w:t xml:space="preserve">2.Задает название, дату, </w:t>
+            </w:r>
+            <w:proofErr w:type="spellStart"/>
+            <w:proofErr w:type="gramStart"/>
+            <w:r>
+              <w:rPr>
+                <w:rFonts w:ascii="Times New Roman" w:hAnsi="Times New Roman" w:cs="Times New Roman"/>
+                <w:sz w:val="28"/>
+                <w:szCs w:val="28"/>
+              </w:rPr>
+              <w:t>макс.число</w:t>
+            </w:r>
+            <w:proofErr w:type="spellEnd"/>
+            <w:proofErr w:type="gramEnd"/>
+            <w:r>
+              <w:rPr>
+                <w:rFonts w:ascii="Times New Roman" w:hAnsi="Times New Roman" w:cs="Times New Roman"/>
+                <w:sz w:val="28"/>
+                <w:szCs w:val="28"/>
+              </w:rPr>
+              <w:t xml:space="preserve"> участников</w:t>
             </w:r>
           </w:p>
           <w:p>
@@ -3004,6 +3413,7 @@
                 <w:szCs w:val="28"/>
               </w:rPr>
             </w:pPr>
+            <w:proofErr w:type="spellStart"/>
             <w:r>
               <w:rPr>
                 <w:rFonts w:ascii="Times New Roman" w:hAnsi="Times New Roman" w:cs="Times New Roman"/>
@@ -3012,6 +3422,7 @@
               </w:rPr>
               <w:t>Актор</w:t>
             </w:r>
+            <w:proofErr w:type="spellEnd"/>
           </w:p>
         </w:tc>
         <w:tc>
@@ -3296,7 +3707,15 @@
                 <w:sz w:val="28"/>
                 <w:szCs w:val="28"/>
               </w:rPr>
-              <w:t>Можно продлить время действия команты</w:t>
+              <w:t xml:space="preserve">Можно продлить время действия </w:t>
+            </w:r>
+            <w:r>
+              <w:rPr>
+                <w:rFonts w:ascii="Times New Roman" w:hAnsi="Times New Roman" w:cs="Times New Roman"/>
+                <w:sz w:val="28"/>
+                <w:szCs w:val="28"/>
+              </w:rPr>
+              <w:t>комнаты</w:t>
             </w:r>
           </w:p>
         </w:tc>
@@ -3310,34 +3729,1745 @@
           <w:szCs w:val="28"/>
         </w:rPr>
       </w:pPr>
-    </w:p>
-    <w:p>
-      <w:pPr>
-        <w:rPr>
-          <w:rFonts w:ascii="Times New Roman" w:hAnsi="Times New Roman" w:cs="Times New Roman"/>
-          <w:sz w:val="28"/>
-          <w:szCs w:val="28"/>
-        </w:rPr>
-      </w:pPr>
-    </w:p>
-    <w:p>
-      <w:pPr>
-        <w:rPr>
-          <w:rFonts w:ascii="Times New Roman" w:hAnsi="Times New Roman" w:cs="Times New Roman"/>
-          <w:sz w:val="28"/>
-          <w:szCs w:val="28"/>
-        </w:rPr>
-      </w:pPr>
-    </w:p>
-    <w:p>
-      <w:pPr>
-        <w:rPr>
-          <w:rFonts w:ascii="Times New Roman" w:hAnsi="Times New Roman" w:cs="Times New Roman"/>
-          <w:sz w:val="28"/>
-          <w:szCs w:val="28"/>
-        </w:rPr>
-      </w:pPr>
-    </w:p>
+      <w:r>
+        <w:rPr>
+          <w:rFonts w:ascii="Times New Roman" w:hAnsi="Times New Roman" w:cs="Times New Roman"/>
+          <w:sz w:val="28"/>
+          <w:szCs w:val="28"/>
+        </w:rPr>
+        <w:t>1.7. Отправка сообщения в чат.</w:t>
+      </w:r>
+    </w:p>
+    <w:tbl>
+      <w:tblPr>
+        <w:tblStyle w:val="a3"/>
+        <w:tblW w:w="0" w:type="auto"/>
+        <w:tblLook w:val="04A0" w:firstRow="1" w:lastRow="0" w:firstColumn="1" w:lastColumn="0" w:noHBand="0" w:noVBand="1"/>
+      </w:tblPr>
+      <w:tblGrid>
+        <w:gridCol w:w="1980"/>
+        <w:gridCol w:w="7365"/>
+      </w:tblGrid>
+      <w:tr>
+        <w:tc>
+          <w:tcPr>
+            <w:tcW w:w="1980" w:type="dxa"/>
+          </w:tcPr>
+          <w:p>
+            <w:pPr>
+              <w:rPr>
+                <w:rFonts w:ascii="Times New Roman" w:hAnsi="Times New Roman" w:cs="Times New Roman"/>
+                <w:sz w:val="28"/>
+                <w:szCs w:val="28"/>
+              </w:rPr>
+            </w:pPr>
+            <w:r>
+              <w:rPr>
+                <w:rFonts w:ascii="Times New Roman" w:hAnsi="Times New Roman" w:cs="Times New Roman"/>
+                <w:sz w:val="28"/>
+                <w:szCs w:val="28"/>
+              </w:rPr>
+              <w:t>Элемент</w:t>
+            </w:r>
+          </w:p>
+        </w:tc>
+        <w:tc>
+          <w:tcPr>
+            <w:tcW w:w="7365" w:type="dxa"/>
+          </w:tcPr>
+          <w:p>
+            <w:pPr>
+              <w:rPr>
+                <w:rFonts w:ascii="Times New Roman" w:hAnsi="Times New Roman" w:cs="Times New Roman"/>
+                <w:sz w:val="28"/>
+                <w:szCs w:val="28"/>
+              </w:rPr>
+            </w:pPr>
+            <w:r>
+              <w:rPr>
+                <w:rFonts w:ascii="Times New Roman" w:hAnsi="Times New Roman" w:cs="Times New Roman"/>
+                <w:sz w:val="28"/>
+                <w:szCs w:val="28"/>
+              </w:rPr>
+              <w:t>Описание</w:t>
+            </w:r>
+          </w:p>
+        </w:tc>
+      </w:tr>
+      <w:tr>
+        <w:tc>
+          <w:tcPr>
+            <w:tcW w:w="1980" w:type="dxa"/>
+          </w:tcPr>
+          <w:p>
+            <w:pPr>
+              <w:rPr>
+                <w:rFonts w:ascii="Times New Roman" w:hAnsi="Times New Roman" w:cs="Times New Roman"/>
+                <w:sz w:val="28"/>
+                <w:szCs w:val="28"/>
+              </w:rPr>
+            </w:pPr>
+            <w:proofErr w:type="spellStart"/>
+            <w:r>
+              <w:rPr>
+                <w:rFonts w:ascii="Times New Roman" w:hAnsi="Times New Roman" w:cs="Times New Roman"/>
+                <w:sz w:val="28"/>
+                <w:szCs w:val="28"/>
+              </w:rPr>
+              <w:t>Актор</w:t>
+            </w:r>
+            <w:proofErr w:type="spellEnd"/>
+          </w:p>
+        </w:tc>
+        <w:tc>
+          <w:tcPr>
+            <w:tcW w:w="7365" w:type="dxa"/>
+          </w:tcPr>
+          <w:p>
+            <w:pPr>
+              <w:rPr>
+                <w:rFonts w:ascii="Times New Roman" w:hAnsi="Times New Roman" w:cs="Times New Roman"/>
+                <w:sz w:val="28"/>
+                <w:szCs w:val="28"/>
+              </w:rPr>
+            </w:pPr>
+            <w:r>
+              <w:rPr>
+                <w:rFonts w:ascii="Times New Roman" w:hAnsi="Times New Roman" w:cs="Times New Roman"/>
+                <w:sz w:val="28"/>
+                <w:szCs w:val="28"/>
+              </w:rPr>
+              <w:t>Участник</w:t>
+            </w:r>
+          </w:p>
+        </w:tc>
+      </w:tr>
+      <w:tr>
+        <w:tc>
+          <w:tcPr>
+            <w:tcW w:w="1980" w:type="dxa"/>
+          </w:tcPr>
+          <w:p>
+            <w:pPr>
+              <w:rPr>
+                <w:rFonts w:ascii="Times New Roman" w:hAnsi="Times New Roman" w:cs="Times New Roman"/>
+                <w:sz w:val="28"/>
+                <w:szCs w:val="28"/>
+              </w:rPr>
+            </w:pPr>
+            <w:r>
+              <w:rPr>
+                <w:rFonts w:ascii="Times New Roman" w:hAnsi="Times New Roman" w:cs="Times New Roman"/>
+                <w:sz w:val="28"/>
+                <w:szCs w:val="28"/>
+              </w:rPr>
+              <w:t>Цель</w:t>
+            </w:r>
+          </w:p>
+        </w:tc>
+        <w:tc>
+          <w:tcPr>
+            <w:tcW w:w="7365" w:type="dxa"/>
+          </w:tcPr>
+          <w:p>
+            <w:pPr>
+              <w:rPr>
+                <w:rFonts w:ascii="Times New Roman" w:hAnsi="Times New Roman" w:cs="Times New Roman"/>
+                <w:sz w:val="28"/>
+                <w:szCs w:val="28"/>
+              </w:rPr>
+            </w:pPr>
+            <w:r>
+              <w:rPr>
+                <w:rFonts w:ascii="Times New Roman" w:hAnsi="Times New Roman" w:cs="Times New Roman"/>
+                <w:sz w:val="28"/>
+                <w:szCs w:val="28"/>
+              </w:rPr>
+              <w:t>Написать сообщение всем или конкретному участнику</w:t>
+            </w:r>
+          </w:p>
+        </w:tc>
+      </w:tr>
+      <w:tr>
+        <w:tc>
+          <w:tcPr>
+            <w:tcW w:w="1980" w:type="dxa"/>
+          </w:tcPr>
+          <w:p>
+            <w:pPr>
+              <w:rPr>
+                <w:rFonts w:ascii="Times New Roman" w:hAnsi="Times New Roman" w:cs="Times New Roman"/>
+                <w:sz w:val="28"/>
+                <w:szCs w:val="28"/>
+              </w:rPr>
+            </w:pPr>
+            <w:r>
+              <w:rPr>
+                <w:rFonts w:ascii="Times New Roman" w:hAnsi="Times New Roman" w:cs="Times New Roman"/>
+                <w:sz w:val="28"/>
+                <w:szCs w:val="28"/>
+              </w:rPr>
+              <w:t>Предусловие</w:t>
+            </w:r>
+          </w:p>
+        </w:tc>
+        <w:tc>
+          <w:tcPr>
+            <w:tcW w:w="7365" w:type="dxa"/>
+          </w:tcPr>
+          <w:p>
+            <w:pPr>
+              <w:rPr>
+                <w:rFonts w:ascii="Times New Roman" w:hAnsi="Times New Roman" w:cs="Times New Roman"/>
+                <w:sz w:val="28"/>
+                <w:szCs w:val="28"/>
+              </w:rPr>
+            </w:pPr>
+            <w:r>
+              <w:rPr>
+                <w:rFonts w:ascii="Times New Roman" w:hAnsi="Times New Roman" w:cs="Times New Roman"/>
+                <w:sz w:val="28"/>
+                <w:szCs w:val="28"/>
+              </w:rPr>
+              <w:t>Пользователь находится в конференции</w:t>
+            </w:r>
+          </w:p>
+        </w:tc>
+      </w:tr>
+      <w:tr>
+        <w:tc>
+          <w:tcPr>
+            <w:tcW w:w="1980" w:type="dxa"/>
+          </w:tcPr>
+          <w:p>
+            <w:pPr>
+              <w:rPr>
+                <w:rFonts w:ascii="Times New Roman" w:hAnsi="Times New Roman" w:cs="Times New Roman"/>
+                <w:sz w:val="28"/>
+                <w:szCs w:val="28"/>
+              </w:rPr>
+            </w:pPr>
+            <w:r>
+              <w:rPr>
+                <w:rFonts w:ascii="Times New Roman" w:hAnsi="Times New Roman" w:cs="Times New Roman"/>
+                <w:sz w:val="28"/>
+                <w:szCs w:val="28"/>
+              </w:rPr>
+              <w:t>Основной сценарий</w:t>
+            </w:r>
+          </w:p>
+        </w:tc>
+        <w:tc>
+          <w:tcPr>
+            <w:tcW w:w="7365" w:type="dxa"/>
+          </w:tcPr>
+          <w:p>
+            <w:pPr>
+              <w:pStyle w:val="a6"/>
+              <w:numPr>
+                <w:ilvl w:val="0"/>
+                <w:numId w:val="3"/>
+              </w:numPr>
+              <w:rPr>
+                <w:rFonts w:ascii="Times New Roman" w:hAnsi="Times New Roman" w:cs="Times New Roman"/>
+                <w:sz w:val="28"/>
+                <w:szCs w:val="28"/>
+              </w:rPr>
+            </w:pPr>
+            <w:r>
+              <w:rPr>
+                <w:rFonts w:ascii="Times New Roman" w:hAnsi="Times New Roman" w:cs="Times New Roman"/>
+                <w:sz w:val="28"/>
+                <w:szCs w:val="28"/>
+              </w:rPr>
+              <w:t>Участник вводит текст в поле чата</w:t>
+            </w:r>
+          </w:p>
+          <w:p>
+            <w:pPr>
+              <w:pStyle w:val="a6"/>
+              <w:numPr>
+                <w:ilvl w:val="0"/>
+                <w:numId w:val="3"/>
+              </w:numPr>
+              <w:rPr>
+                <w:rFonts w:ascii="Times New Roman" w:hAnsi="Times New Roman" w:cs="Times New Roman"/>
+                <w:sz w:val="28"/>
+                <w:szCs w:val="28"/>
+              </w:rPr>
+            </w:pPr>
+            <w:r>
+              <w:rPr>
+                <w:rFonts w:ascii="Times New Roman" w:hAnsi="Times New Roman" w:cs="Times New Roman"/>
+                <w:sz w:val="28"/>
+                <w:szCs w:val="28"/>
+              </w:rPr>
+              <w:t>Выбирает получателя (все</w:t>
+            </w:r>
+            <w:r>
+              <w:rPr>
+                <w:rFonts w:ascii="Times New Roman" w:hAnsi="Times New Roman" w:cs="Times New Roman"/>
+                <w:sz w:val="28"/>
+                <w:szCs w:val="28"/>
+              </w:rPr>
+              <w:t>/</w:t>
+            </w:r>
+            <w:r>
+              <w:rPr>
+                <w:rFonts w:ascii="Times New Roman" w:hAnsi="Times New Roman" w:cs="Times New Roman"/>
+                <w:sz w:val="28"/>
+                <w:szCs w:val="28"/>
+              </w:rPr>
+              <w:t>конкретный участник)</w:t>
+            </w:r>
+          </w:p>
+          <w:p>
+            <w:pPr>
+              <w:pStyle w:val="a6"/>
+              <w:numPr>
+                <w:ilvl w:val="0"/>
+                <w:numId w:val="3"/>
+              </w:numPr>
+              <w:rPr>
+                <w:rFonts w:ascii="Times New Roman" w:hAnsi="Times New Roman" w:cs="Times New Roman"/>
+                <w:sz w:val="28"/>
+                <w:szCs w:val="28"/>
+              </w:rPr>
+            </w:pPr>
+            <w:r>
+              <w:rPr>
+                <w:rFonts w:ascii="Times New Roman" w:hAnsi="Times New Roman" w:cs="Times New Roman"/>
+                <w:sz w:val="28"/>
+                <w:szCs w:val="28"/>
+              </w:rPr>
+              <w:t>Отправляет сообщение</w:t>
+            </w:r>
+          </w:p>
+          <w:p>
+            <w:pPr>
+              <w:pStyle w:val="a6"/>
+              <w:numPr>
+                <w:ilvl w:val="0"/>
+                <w:numId w:val="3"/>
+              </w:numPr>
+              <w:rPr>
+                <w:rFonts w:ascii="Times New Roman" w:hAnsi="Times New Roman" w:cs="Times New Roman"/>
+                <w:sz w:val="28"/>
+                <w:szCs w:val="28"/>
+              </w:rPr>
+            </w:pPr>
+            <w:r>
+              <w:rPr>
+                <w:rFonts w:ascii="Times New Roman" w:hAnsi="Times New Roman" w:cs="Times New Roman"/>
+                <w:sz w:val="28"/>
+                <w:szCs w:val="28"/>
+              </w:rPr>
+              <w:t>Система отображает сообщение в чате</w:t>
+            </w:r>
+          </w:p>
+        </w:tc>
+      </w:tr>
+      <w:tr>
+        <w:tc>
+          <w:tcPr>
+            <w:tcW w:w="1980" w:type="dxa"/>
+          </w:tcPr>
+          <w:p>
+            <w:pPr>
+              <w:rPr>
+                <w:rFonts w:ascii="Times New Roman" w:hAnsi="Times New Roman" w:cs="Times New Roman"/>
+                <w:sz w:val="28"/>
+                <w:szCs w:val="28"/>
+              </w:rPr>
+            </w:pPr>
+            <w:r>
+              <w:rPr>
+                <w:rFonts w:ascii="Times New Roman" w:hAnsi="Times New Roman" w:cs="Times New Roman"/>
+                <w:sz w:val="28"/>
+                <w:szCs w:val="28"/>
+              </w:rPr>
+              <w:lastRenderedPageBreak/>
+              <w:t>Постусловие</w:t>
+            </w:r>
+          </w:p>
+        </w:tc>
+        <w:tc>
+          <w:tcPr>
+            <w:tcW w:w="7365" w:type="dxa"/>
+          </w:tcPr>
+          <w:p>
+            <w:pPr>
+              <w:rPr>
+                <w:rFonts w:ascii="Times New Roman" w:hAnsi="Times New Roman" w:cs="Times New Roman"/>
+                <w:sz w:val="28"/>
+                <w:szCs w:val="28"/>
+              </w:rPr>
+            </w:pPr>
+            <w:r>
+              <w:rPr>
+                <w:rFonts w:ascii="Times New Roman" w:hAnsi="Times New Roman" w:cs="Times New Roman"/>
+                <w:sz w:val="28"/>
+                <w:szCs w:val="28"/>
+              </w:rPr>
+              <w:t>Сообщение доставлено</w:t>
+            </w:r>
+          </w:p>
+        </w:tc>
+      </w:tr>
+      <w:tr>
+        <w:tc>
+          <w:tcPr>
+            <w:tcW w:w="1980" w:type="dxa"/>
+          </w:tcPr>
+          <w:p>
+            <w:pPr>
+              <w:rPr>
+                <w:rFonts w:ascii="Times New Roman" w:hAnsi="Times New Roman" w:cs="Times New Roman"/>
+                <w:sz w:val="28"/>
+                <w:szCs w:val="28"/>
+              </w:rPr>
+            </w:pPr>
+            <w:r>
+              <w:rPr>
+                <w:rFonts w:ascii="Times New Roman" w:hAnsi="Times New Roman" w:cs="Times New Roman"/>
+                <w:sz w:val="28"/>
+                <w:szCs w:val="28"/>
+              </w:rPr>
+              <w:t>Исключение</w:t>
+            </w:r>
+          </w:p>
+        </w:tc>
+        <w:tc>
+          <w:tcPr>
+            <w:tcW w:w="7365" w:type="dxa"/>
+          </w:tcPr>
+          <w:p>
+            <w:pPr>
+              <w:rPr>
+                <w:rFonts w:ascii="Times New Roman" w:hAnsi="Times New Roman" w:cs="Times New Roman"/>
+                <w:sz w:val="28"/>
+                <w:szCs w:val="28"/>
+              </w:rPr>
+            </w:pPr>
+            <w:r>
+              <w:rPr>
+                <w:rFonts w:ascii="Times New Roman" w:hAnsi="Times New Roman" w:cs="Times New Roman"/>
+                <w:sz w:val="28"/>
+                <w:szCs w:val="28"/>
+              </w:rPr>
+              <w:t>Если чат отключен модератором – сообщение не отправится</w:t>
+            </w:r>
+          </w:p>
+        </w:tc>
+      </w:tr>
+    </w:tbl>
+    <w:p>
+      <w:pPr>
+        <w:rPr>
+          <w:rFonts w:ascii="Times New Roman" w:hAnsi="Times New Roman" w:cs="Times New Roman"/>
+          <w:sz w:val="28"/>
+          <w:szCs w:val="28"/>
+        </w:rPr>
+      </w:pPr>
+      <w:r>
+        <w:rPr>
+          <w:rFonts w:ascii="Times New Roman" w:hAnsi="Times New Roman" w:cs="Times New Roman"/>
+          <w:sz w:val="28"/>
+          <w:szCs w:val="28"/>
+        </w:rPr>
+        <w:t>1.8 Создание опроса</w:t>
+      </w:r>
+    </w:p>
+    <w:tbl>
+      <w:tblPr>
+        <w:tblStyle w:val="a3"/>
+        <w:tblW w:w="0" w:type="auto"/>
+        <w:tblLook w:val="04A0" w:firstRow="1" w:lastRow="0" w:firstColumn="1" w:lastColumn="0" w:noHBand="0" w:noVBand="1"/>
+      </w:tblPr>
+      <w:tblGrid>
+        <w:gridCol w:w="1980"/>
+        <w:gridCol w:w="7365"/>
+      </w:tblGrid>
+      <w:tr>
+        <w:tc>
+          <w:tcPr>
+            <w:tcW w:w="1980" w:type="dxa"/>
+          </w:tcPr>
+          <w:p>
+            <w:pPr>
+              <w:rPr>
+                <w:rFonts w:ascii="Times New Roman" w:hAnsi="Times New Roman" w:cs="Times New Roman"/>
+                <w:sz w:val="28"/>
+                <w:szCs w:val="28"/>
+              </w:rPr>
+            </w:pPr>
+            <w:r>
+              <w:rPr>
+                <w:rFonts w:ascii="Times New Roman" w:hAnsi="Times New Roman" w:cs="Times New Roman"/>
+                <w:sz w:val="28"/>
+                <w:szCs w:val="28"/>
+              </w:rPr>
+              <w:t>Элемент</w:t>
+            </w:r>
+          </w:p>
+        </w:tc>
+        <w:tc>
+          <w:tcPr>
+            <w:tcW w:w="7365" w:type="dxa"/>
+          </w:tcPr>
+          <w:p>
+            <w:pPr>
+              <w:rPr>
+                <w:rFonts w:ascii="Times New Roman" w:hAnsi="Times New Roman" w:cs="Times New Roman"/>
+                <w:sz w:val="28"/>
+                <w:szCs w:val="28"/>
+              </w:rPr>
+            </w:pPr>
+            <w:r>
+              <w:rPr>
+                <w:rFonts w:ascii="Times New Roman" w:hAnsi="Times New Roman" w:cs="Times New Roman"/>
+                <w:sz w:val="28"/>
+                <w:szCs w:val="28"/>
+              </w:rPr>
+              <w:t>Описание</w:t>
+            </w:r>
+          </w:p>
+        </w:tc>
+      </w:tr>
+      <w:tr>
+        <w:tc>
+          <w:tcPr>
+            <w:tcW w:w="1980" w:type="dxa"/>
+          </w:tcPr>
+          <w:p>
+            <w:pPr>
+              <w:rPr>
+                <w:rFonts w:ascii="Times New Roman" w:hAnsi="Times New Roman" w:cs="Times New Roman"/>
+                <w:sz w:val="28"/>
+                <w:szCs w:val="28"/>
+              </w:rPr>
+            </w:pPr>
+            <w:proofErr w:type="spellStart"/>
+            <w:r>
+              <w:rPr>
+                <w:rFonts w:ascii="Times New Roman" w:hAnsi="Times New Roman" w:cs="Times New Roman"/>
+                <w:sz w:val="28"/>
+                <w:szCs w:val="28"/>
+              </w:rPr>
+              <w:t>Актор</w:t>
+            </w:r>
+            <w:proofErr w:type="spellEnd"/>
+          </w:p>
+        </w:tc>
+        <w:tc>
+          <w:tcPr>
+            <w:tcW w:w="7365" w:type="dxa"/>
+          </w:tcPr>
+          <w:p>
+            <w:pPr>
+              <w:rPr>
+                <w:rFonts w:ascii="Times New Roman" w:hAnsi="Times New Roman" w:cs="Times New Roman"/>
+                <w:sz w:val="28"/>
+                <w:szCs w:val="28"/>
+              </w:rPr>
+            </w:pPr>
+            <w:r>
+              <w:rPr>
+                <w:rFonts w:ascii="Times New Roman" w:hAnsi="Times New Roman" w:cs="Times New Roman"/>
+                <w:sz w:val="28"/>
+                <w:szCs w:val="28"/>
+              </w:rPr>
+              <w:t>Докладчик</w:t>
+            </w:r>
+            <w:r>
+              <w:rPr>
+                <w:rFonts w:ascii="Times New Roman" w:hAnsi="Times New Roman" w:cs="Times New Roman"/>
+                <w:sz w:val="28"/>
+                <w:szCs w:val="28"/>
+                <w:lang w:val="en-US"/>
+              </w:rPr>
+              <w:t>,</w:t>
+            </w:r>
+            <w:r>
+              <w:rPr>
+                <w:rFonts w:ascii="Times New Roman" w:hAnsi="Times New Roman" w:cs="Times New Roman"/>
+                <w:sz w:val="28"/>
+                <w:szCs w:val="28"/>
+              </w:rPr>
+              <w:t xml:space="preserve"> Модератор</w:t>
+            </w:r>
+          </w:p>
+        </w:tc>
+      </w:tr>
+      <w:tr>
+        <w:tc>
+          <w:tcPr>
+            <w:tcW w:w="1980" w:type="dxa"/>
+          </w:tcPr>
+          <w:p>
+            <w:pPr>
+              <w:rPr>
+                <w:rFonts w:ascii="Times New Roman" w:hAnsi="Times New Roman" w:cs="Times New Roman"/>
+                <w:sz w:val="28"/>
+                <w:szCs w:val="28"/>
+              </w:rPr>
+            </w:pPr>
+            <w:r>
+              <w:rPr>
+                <w:rFonts w:ascii="Times New Roman" w:hAnsi="Times New Roman" w:cs="Times New Roman"/>
+                <w:sz w:val="28"/>
+                <w:szCs w:val="28"/>
+              </w:rPr>
+              <w:t>Цель</w:t>
+            </w:r>
+          </w:p>
+        </w:tc>
+        <w:tc>
+          <w:tcPr>
+            <w:tcW w:w="7365" w:type="dxa"/>
+          </w:tcPr>
+          <w:p>
+            <w:pPr>
+              <w:rPr>
+                <w:rFonts w:ascii="Times New Roman" w:hAnsi="Times New Roman" w:cs="Times New Roman"/>
+                <w:sz w:val="28"/>
+                <w:szCs w:val="28"/>
+              </w:rPr>
+            </w:pPr>
+            <w:r>
+              <w:rPr>
+                <w:rFonts w:ascii="Times New Roman" w:hAnsi="Times New Roman" w:cs="Times New Roman"/>
+                <w:sz w:val="28"/>
+                <w:szCs w:val="28"/>
+              </w:rPr>
+              <w:t>Провести голосование среди участников</w:t>
+            </w:r>
+          </w:p>
+        </w:tc>
+      </w:tr>
+      <w:tr>
+        <w:tc>
+          <w:tcPr>
+            <w:tcW w:w="1980" w:type="dxa"/>
+          </w:tcPr>
+          <w:p>
+            <w:pPr>
+              <w:rPr>
+                <w:rFonts w:ascii="Times New Roman" w:hAnsi="Times New Roman" w:cs="Times New Roman"/>
+                <w:sz w:val="28"/>
+                <w:szCs w:val="28"/>
+              </w:rPr>
+            </w:pPr>
+            <w:r>
+              <w:rPr>
+                <w:rFonts w:ascii="Times New Roman" w:hAnsi="Times New Roman" w:cs="Times New Roman"/>
+                <w:sz w:val="28"/>
+                <w:szCs w:val="28"/>
+              </w:rPr>
+              <w:t>Предусловие</w:t>
+            </w:r>
+          </w:p>
+        </w:tc>
+        <w:tc>
+          <w:tcPr>
+            <w:tcW w:w="7365" w:type="dxa"/>
+          </w:tcPr>
+          <w:p>
+            <w:pPr>
+              <w:rPr>
+                <w:rFonts w:ascii="Times New Roman" w:hAnsi="Times New Roman" w:cs="Times New Roman"/>
+                <w:sz w:val="28"/>
+                <w:szCs w:val="28"/>
+              </w:rPr>
+            </w:pPr>
+            <w:r>
+              <w:rPr>
+                <w:rFonts w:ascii="Times New Roman" w:hAnsi="Times New Roman" w:cs="Times New Roman"/>
+                <w:sz w:val="28"/>
+                <w:szCs w:val="28"/>
+              </w:rPr>
+              <w:t>Конференция активна</w:t>
+            </w:r>
+          </w:p>
+        </w:tc>
+      </w:tr>
+      <w:tr>
+        <w:tc>
+          <w:tcPr>
+            <w:tcW w:w="1980" w:type="dxa"/>
+          </w:tcPr>
+          <w:p>
+            <w:pPr>
+              <w:rPr>
+                <w:rFonts w:ascii="Times New Roman" w:hAnsi="Times New Roman" w:cs="Times New Roman"/>
+                <w:sz w:val="28"/>
+                <w:szCs w:val="28"/>
+              </w:rPr>
+            </w:pPr>
+            <w:r>
+              <w:rPr>
+                <w:rFonts w:ascii="Times New Roman" w:hAnsi="Times New Roman" w:cs="Times New Roman"/>
+                <w:sz w:val="28"/>
+                <w:szCs w:val="28"/>
+              </w:rPr>
+              <w:t>Основной сценарий</w:t>
+            </w:r>
+          </w:p>
+        </w:tc>
+        <w:tc>
+          <w:tcPr>
+            <w:tcW w:w="7365" w:type="dxa"/>
+          </w:tcPr>
+          <w:p>
+            <w:pPr>
+              <w:pStyle w:val="a6"/>
+              <w:numPr>
+                <w:ilvl w:val="0"/>
+                <w:numId w:val="4"/>
+              </w:numPr>
+              <w:rPr>
+                <w:rFonts w:ascii="Times New Roman" w:hAnsi="Times New Roman" w:cs="Times New Roman"/>
+                <w:sz w:val="28"/>
+                <w:szCs w:val="28"/>
+              </w:rPr>
+            </w:pPr>
+            <w:r>
+              <w:rPr>
+                <w:rFonts w:ascii="Times New Roman" w:hAnsi="Times New Roman" w:cs="Times New Roman"/>
+                <w:sz w:val="28"/>
+                <w:szCs w:val="28"/>
+              </w:rPr>
+              <w:t xml:space="preserve">Модератор создаёт </w:t>
+            </w:r>
+            <w:r>
+              <w:rPr>
+                <w:rFonts w:ascii="Times New Roman" w:hAnsi="Times New Roman" w:cs="Times New Roman"/>
+                <w:sz w:val="28"/>
+                <w:szCs w:val="28"/>
+              </w:rPr>
+              <w:t>опрос (</w:t>
+            </w:r>
+            <w:r>
+              <w:rPr>
+                <w:rFonts w:ascii="Times New Roman" w:hAnsi="Times New Roman" w:cs="Times New Roman"/>
+                <w:sz w:val="28"/>
+                <w:szCs w:val="28"/>
+              </w:rPr>
+              <w:t>вопрос + варианты ответа)</w:t>
+            </w:r>
+          </w:p>
+          <w:p>
+            <w:pPr>
+              <w:pStyle w:val="a6"/>
+              <w:numPr>
+                <w:ilvl w:val="0"/>
+                <w:numId w:val="4"/>
+              </w:numPr>
+              <w:rPr>
+                <w:rFonts w:ascii="Times New Roman" w:hAnsi="Times New Roman" w:cs="Times New Roman"/>
+                <w:sz w:val="28"/>
+                <w:szCs w:val="28"/>
+              </w:rPr>
+            </w:pPr>
+            <w:r>
+              <w:rPr>
+                <w:rFonts w:ascii="Times New Roman" w:hAnsi="Times New Roman" w:cs="Times New Roman"/>
+                <w:sz w:val="28"/>
+                <w:szCs w:val="28"/>
+              </w:rPr>
+              <w:t>Система рассылает опрос участникам</w:t>
+            </w:r>
+          </w:p>
+          <w:p>
+            <w:pPr>
+              <w:pStyle w:val="a6"/>
+              <w:numPr>
+                <w:ilvl w:val="0"/>
+                <w:numId w:val="4"/>
+              </w:numPr>
+              <w:rPr>
+                <w:rFonts w:ascii="Times New Roman" w:hAnsi="Times New Roman" w:cs="Times New Roman"/>
+                <w:sz w:val="28"/>
+                <w:szCs w:val="28"/>
+              </w:rPr>
+            </w:pPr>
+            <w:r>
+              <w:rPr>
+                <w:rFonts w:ascii="Times New Roman" w:hAnsi="Times New Roman" w:cs="Times New Roman"/>
+                <w:sz w:val="28"/>
+                <w:szCs w:val="28"/>
+              </w:rPr>
+              <w:t>Участники голосуют</w:t>
+            </w:r>
+          </w:p>
+          <w:p>
+            <w:pPr>
+              <w:pStyle w:val="a6"/>
+              <w:numPr>
+                <w:ilvl w:val="0"/>
+                <w:numId w:val="4"/>
+              </w:numPr>
+              <w:rPr>
+                <w:rFonts w:ascii="Times New Roman" w:hAnsi="Times New Roman" w:cs="Times New Roman"/>
+                <w:sz w:val="28"/>
+                <w:szCs w:val="28"/>
+              </w:rPr>
+            </w:pPr>
+            <w:r>
+              <w:rPr>
+                <w:rFonts w:ascii="Times New Roman" w:hAnsi="Times New Roman" w:cs="Times New Roman"/>
+                <w:sz w:val="28"/>
+                <w:szCs w:val="28"/>
+              </w:rPr>
+              <w:t>Система собирает и отображает результаты</w:t>
+            </w:r>
+          </w:p>
+        </w:tc>
+      </w:tr>
+      <w:tr>
+        <w:tc>
+          <w:tcPr>
+            <w:tcW w:w="1980" w:type="dxa"/>
+          </w:tcPr>
+          <w:p>
+            <w:pPr>
+              <w:rPr>
+                <w:rFonts w:ascii="Times New Roman" w:hAnsi="Times New Roman" w:cs="Times New Roman"/>
+                <w:sz w:val="28"/>
+                <w:szCs w:val="28"/>
+              </w:rPr>
+            </w:pPr>
+            <w:r>
+              <w:rPr>
+                <w:rFonts w:ascii="Times New Roman" w:hAnsi="Times New Roman" w:cs="Times New Roman"/>
+                <w:sz w:val="28"/>
+                <w:szCs w:val="28"/>
+              </w:rPr>
+              <w:t>Постусловие</w:t>
+            </w:r>
+          </w:p>
+        </w:tc>
+        <w:tc>
+          <w:tcPr>
+            <w:tcW w:w="7365" w:type="dxa"/>
+          </w:tcPr>
+          <w:p>
+            <w:pPr>
+              <w:rPr>
+                <w:rFonts w:ascii="Times New Roman" w:hAnsi="Times New Roman" w:cs="Times New Roman"/>
+                <w:sz w:val="28"/>
+                <w:szCs w:val="28"/>
+              </w:rPr>
+            </w:pPr>
+            <w:r>
+              <w:rPr>
+                <w:rFonts w:ascii="Times New Roman" w:hAnsi="Times New Roman" w:cs="Times New Roman"/>
+                <w:sz w:val="28"/>
+                <w:szCs w:val="28"/>
+              </w:rPr>
+              <w:t>Результаты видны модератору и докладчику</w:t>
+            </w:r>
+          </w:p>
+        </w:tc>
+      </w:tr>
+      <w:tr>
+        <w:tc>
+          <w:tcPr>
+            <w:tcW w:w="1980" w:type="dxa"/>
+          </w:tcPr>
+          <w:p>
+            <w:pPr>
+              <w:rPr>
+                <w:rFonts w:ascii="Times New Roman" w:hAnsi="Times New Roman" w:cs="Times New Roman"/>
+                <w:sz w:val="28"/>
+                <w:szCs w:val="28"/>
+              </w:rPr>
+            </w:pPr>
+            <w:r>
+              <w:rPr>
+                <w:rFonts w:ascii="Times New Roman" w:hAnsi="Times New Roman" w:cs="Times New Roman"/>
+                <w:sz w:val="28"/>
+                <w:szCs w:val="28"/>
+              </w:rPr>
+              <w:t>Альтернативы</w:t>
+            </w:r>
+          </w:p>
+        </w:tc>
+        <w:tc>
+          <w:tcPr>
+            <w:tcW w:w="7365" w:type="dxa"/>
+          </w:tcPr>
+          <w:p>
+            <w:pPr>
+              <w:rPr>
+                <w:rFonts w:ascii="Times New Roman" w:hAnsi="Times New Roman" w:cs="Times New Roman"/>
+                <w:sz w:val="28"/>
+                <w:szCs w:val="28"/>
+              </w:rPr>
+            </w:pPr>
+            <w:r>
+              <w:rPr>
+                <w:rFonts w:ascii="Times New Roman" w:hAnsi="Times New Roman" w:cs="Times New Roman"/>
+                <w:sz w:val="28"/>
+                <w:szCs w:val="28"/>
+              </w:rPr>
+              <w:t>Докладчик или модератор может отменить опрос</w:t>
+            </w:r>
+          </w:p>
+        </w:tc>
+      </w:tr>
+    </w:tbl>
+    <w:p>
+      <w:pPr>
+        <w:rPr>
+          <w:rFonts w:ascii="Times New Roman" w:hAnsi="Times New Roman" w:cs="Times New Roman"/>
+          <w:sz w:val="28"/>
+          <w:szCs w:val="28"/>
+        </w:rPr>
+      </w:pPr>
+      <w:r>
+        <w:rPr>
+          <w:rFonts w:ascii="Times New Roman" w:hAnsi="Times New Roman" w:cs="Times New Roman"/>
+          <w:sz w:val="28"/>
+          <w:szCs w:val="28"/>
+        </w:rPr>
+        <w:t>1.9 Поднятие руки</w:t>
+      </w:r>
+    </w:p>
+    <w:tbl>
+      <w:tblPr>
+        <w:tblStyle w:val="a3"/>
+        <w:tblW w:w="0" w:type="auto"/>
+        <w:tblLook w:val="04A0" w:firstRow="1" w:lastRow="0" w:firstColumn="1" w:lastColumn="0" w:noHBand="0" w:noVBand="1"/>
+      </w:tblPr>
+      <w:tblGrid>
+        <w:gridCol w:w="1980"/>
+        <w:gridCol w:w="7365"/>
+      </w:tblGrid>
+      <w:tr>
+        <w:tc>
+          <w:tcPr>
+            <w:tcW w:w="1980" w:type="dxa"/>
+          </w:tcPr>
+          <w:p>
+            <w:pPr>
+              <w:rPr>
+                <w:rFonts w:ascii="Times New Roman" w:hAnsi="Times New Roman" w:cs="Times New Roman"/>
+                <w:sz w:val="28"/>
+                <w:szCs w:val="28"/>
+              </w:rPr>
+            </w:pPr>
+            <w:r>
+              <w:rPr>
+                <w:rFonts w:ascii="Times New Roman" w:hAnsi="Times New Roman" w:cs="Times New Roman"/>
+                <w:sz w:val="28"/>
+                <w:szCs w:val="28"/>
+              </w:rPr>
+              <w:t>Элемент</w:t>
+            </w:r>
+          </w:p>
+        </w:tc>
+        <w:tc>
+          <w:tcPr>
+            <w:tcW w:w="7365" w:type="dxa"/>
+          </w:tcPr>
+          <w:p>
+            <w:pPr>
+              <w:rPr>
+                <w:rFonts w:ascii="Times New Roman" w:hAnsi="Times New Roman" w:cs="Times New Roman"/>
+                <w:sz w:val="28"/>
+                <w:szCs w:val="28"/>
+              </w:rPr>
+            </w:pPr>
+            <w:r>
+              <w:rPr>
+                <w:rFonts w:ascii="Times New Roman" w:hAnsi="Times New Roman" w:cs="Times New Roman"/>
+                <w:sz w:val="28"/>
+                <w:szCs w:val="28"/>
+              </w:rPr>
+              <w:t>Описание</w:t>
+            </w:r>
+          </w:p>
+        </w:tc>
+      </w:tr>
+      <w:tr>
+        <w:tc>
+          <w:tcPr>
+            <w:tcW w:w="1980" w:type="dxa"/>
+          </w:tcPr>
+          <w:p>
+            <w:pPr>
+              <w:rPr>
+                <w:rFonts w:ascii="Times New Roman" w:hAnsi="Times New Roman" w:cs="Times New Roman"/>
+                <w:sz w:val="28"/>
+                <w:szCs w:val="28"/>
+              </w:rPr>
+            </w:pPr>
+            <w:proofErr w:type="spellStart"/>
+            <w:r>
+              <w:rPr>
+                <w:rFonts w:ascii="Times New Roman" w:hAnsi="Times New Roman" w:cs="Times New Roman"/>
+                <w:sz w:val="28"/>
+                <w:szCs w:val="28"/>
+              </w:rPr>
+              <w:t>Актор</w:t>
+            </w:r>
+            <w:proofErr w:type="spellEnd"/>
+          </w:p>
+        </w:tc>
+        <w:tc>
+          <w:tcPr>
+            <w:tcW w:w="7365" w:type="dxa"/>
+          </w:tcPr>
+          <w:p>
+            <w:pPr>
+              <w:rPr>
+                <w:rFonts w:ascii="Times New Roman" w:hAnsi="Times New Roman" w:cs="Times New Roman"/>
+                <w:sz w:val="28"/>
+                <w:szCs w:val="28"/>
+              </w:rPr>
+            </w:pPr>
+            <w:r>
+              <w:rPr>
+                <w:rFonts w:ascii="Times New Roman" w:hAnsi="Times New Roman" w:cs="Times New Roman"/>
+                <w:sz w:val="28"/>
+                <w:szCs w:val="28"/>
+              </w:rPr>
+              <w:t>Участник</w:t>
+            </w:r>
+          </w:p>
+        </w:tc>
+      </w:tr>
+      <w:tr>
+        <w:tc>
+          <w:tcPr>
+            <w:tcW w:w="1980" w:type="dxa"/>
+          </w:tcPr>
+          <w:p>
+            <w:pPr>
+              <w:rPr>
+                <w:rFonts w:ascii="Times New Roman" w:hAnsi="Times New Roman" w:cs="Times New Roman"/>
+                <w:sz w:val="28"/>
+                <w:szCs w:val="28"/>
+              </w:rPr>
+            </w:pPr>
+            <w:r>
+              <w:rPr>
+                <w:rFonts w:ascii="Times New Roman" w:hAnsi="Times New Roman" w:cs="Times New Roman"/>
+                <w:sz w:val="28"/>
+                <w:szCs w:val="28"/>
+              </w:rPr>
+              <w:t>Цель</w:t>
+            </w:r>
+          </w:p>
+        </w:tc>
+        <w:tc>
+          <w:tcPr>
+            <w:tcW w:w="7365" w:type="dxa"/>
+          </w:tcPr>
+          <w:p>
+            <w:pPr>
+              <w:rPr>
+                <w:rFonts w:ascii="Times New Roman" w:hAnsi="Times New Roman" w:cs="Times New Roman"/>
+                <w:sz w:val="28"/>
+                <w:szCs w:val="28"/>
+              </w:rPr>
+            </w:pPr>
+            <w:r>
+              <w:rPr>
+                <w:rFonts w:ascii="Times New Roman" w:hAnsi="Times New Roman" w:cs="Times New Roman"/>
+                <w:sz w:val="28"/>
+                <w:szCs w:val="28"/>
+              </w:rPr>
+              <w:t>Запросить слово или задать вопрос</w:t>
+            </w:r>
+          </w:p>
+        </w:tc>
+      </w:tr>
+      <w:tr>
+        <w:tc>
+          <w:tcPr>
+            <w:tcW w:w="1980" w:type="dxa"/>
+          </w:tcPr>
+          <w:p>
+            <w:pPr>
+              <w:rPr>
+                <w:rFonts w:ascii="Times New Roman" w:hAnsi="Times New Roman" w:cs="Times New Roman"/>
+                <w:sz w:val="28"/>
+                <w:szCs w:val="28"/>
+              </w:rPr>
+            </w:pPr>
+            <w:r>
+              <w:rPr>
+                <w:rFonts w:ascii="Times New Roman" w:hAnsi="Times New Roman" w:cs="Times New Roman"/>
+                <w:sz w:val="28"/>
+                <w:szCs w:val="28"/>
+              </w:rPr>
+              <w:t>Предусловие</w:t>
+            </w:r>
+          </w:p>
+        </w:tc>
+        <w:tc>
+          <w:tcPr>
+            <w:tcW w:w="7365" w:type="dxa"/>
+          </w:tcPr>
+          <w:p>
+            <w:pPr>
+              <w:rPr>
+                <w:rFonts w:ascii="Times New Roman" w:hAnsi="Times New Roman" w:cs="Times New Roman"/>
+                <w:sz w:val="28"/>
+                <w:szCs w:val="28"/>
+              </w:rPr>
+            </w:pPr>
+            <w:r>
+              <w:rPr>
+                <w:rFonts w:ascii="Times New Roman" w:hAnsi="Times New Roman" w:cs="Times New Roman"/>
+                <w:sz w:val="28"/>
+                <w:szCs w:val="28"/>
+              </w:rPr>
+              <w:t>Участник в конференции</w:t>
+            </w:r>
+          </w:p>
+        </w:tc>
+      </w:tr>
+      <w:tr>
+        <w:tc>
+          <w:tcPr>
+            <w:tcW w:w="1980" w:type="dxa"/>
+          </w:tcPr>
+          <w:p>
+            <w:pPr>
+              <w:rPr>
+                <w:rFonts w:ascii="Times New Roman" w:hAnsi="Times New Roman" w:cs="Times New Roman"/>
+                <w:sz w:val="28"/>
+                <w:szCs w:val="28"/>
+              </w:rPr>
+            </w:pPr>
+            <w:r>
+              <w:rPr>
+                <w:rFonts w:ascii="Times New Roman" w:hAnsi="Times New Roman" w:cs="Times New Roman"/>
+                <w:sz w:val="28"/>
+                <w:szCs w:val="28"/>
+              </w:rPr>
+              <w:t>Основной сценарий</w:t>
+            </w:r>
+          </w:p>
+        </w:tc>
+        <w:tc>
+          <w:tcPr>
+            <w:tcW w:w="7365" w:type="dxa"/>
+          </w:tcPr>
+          <w:p>
+            <w:pPr>
+              <w:pStyle w:val="a6"/>
+              <w:numPr>
+                <w:ilvl w:val="0"/>
+                <w:numId w:val="5"/>
+              </w:numPr>
+              <w:rPr>
+                <w:rFonts w:ascii="Times New Roman" w:hAnsi="Times New Roman" w:cs="Times New Roman"/>
+                <w:sz w:val="28"/>
+                <w:szCs w:val="28"/>
+              </w:rPr>
+            </w:pPr>
+            <w:r>
+              <w:rPr>
+                <w:rFonts w:ascii="Times New Roman" w:hAnsi="Times New Roman" w:cs="Times New Roman"/>
+                <w:sz w:val="28"/>
+                <w:szCs w:val="28"/>
+              </w:rPr>
+              <w:t>Участник нажимает кнопку «Поднять руку»</w:t>
+            </w:r>
+          </w:p>
+          <w:p>
+            <w:pPr>
+              <w:pStyle w:val="a6"/>
+              <w:numPr>
+                <w:ilvl w:val="0"/>
+                <w:numId w:val="5"/>
+              </w:numPr>
+              <w:rPr>
+                <w:rFonts w:ascii="Times New Roman" w:hAnsi="Times New Roman" w:cs="Times New Roman"/>
+                <w:sz w:val="28"/>
+                <w:szCs w:val="28"/>
+              </w:rPr>
+            </w:pPr>
+            <w:r>
+              <w:rPr>
+                <w:rFonts w:ascii="Times New Roman" w:hAnsi="Times New Roman" w:cs="Times New Roman"/>
+                <w:sz w:val="28"/>
+                <w:szCs w:val="28"/>
+              </w:rPr>
+              <w:t>Система отображает значок у имени участника</w:t>
+            </w:r>
+          </w:p>
+          <w:p>
+            <w:pPr>
+              <w:pStyle w:val="a6"/>
+              <w:numPr>
+                <w:ilvl w:val="0"/>
+                <w:numId w:val="5"/>
+              </w:numPr>
+              <w:rPr>
+                <w:rFonts w:ascii="Times New Roman" w:hAnsi="Times New Roman" w:cs="Times New Roman"/>
+                <w:sz w:val="28"/>
+                <w:szCs w:val="28"/>
+              </w:rPr>
+            </w:pPr>
+            <w:r>
+              <w:rPr>
+                <w:rFonts w:ascii="Times New Roman" w:hAnsi="Times New Roman" w:cs="Times New Roman"/>
+                <w:sz w:val="28"/>
+                <w:szCs w:val="28"/>
+              </w:rPr>
+              <w:t>Модератор видит очередь желающих</w:t>
+            </w:r>
+          </w:p>
+          <w:p>
+            <w:pPr>
+              <w:ind w:left="360"/>
+              <w:rPr>
+                <w:rFonts w:ascii="Times New Roman" w:hAnsi="Times New Roman" w:cs="Times New Roman"/>
+                <w:sz w:val="28"/>
+                <w:szCs w:val="28"/>
+              </w:rPr>
+            </w:pPr>
+          </w:p>
+          <w:p>
+            <w:pPr>
+              <w:rPr>
+                <w:rFonts w:ascii="Times New Roman" w:hAnsi="Times New Roman" w:cs="Times New Roman"/>
+                <w:sz w:val="28"/>
+                <w:szCs w:val="28"/>
+              </w:rPr>
+            </w:pPr>
+          </w:p>
+        </w:tc>
+      </w:tr>
+      <w:tr>
+        <w:tc>
+          <w:tcPr>
+            <w:tcW w:w="1980" w:type="dxa"/>
+          </w:tcPr>
+          <w:p>
+            <w:pPr>
+              <w:rPr>
+                <w:rFonts w:ascii="Times New Roman" w:hAnsi="Times New Roman" w:cs="Times New Roman"/>
+                <w:sz w:val="28"/>
+                <w:szCs w:val="28"/>
+              </w:rPr>
+            </w:pPr>
+            <w:r>
+              <w:rPr>
+                <w:rFonts w:ascii="Times New Roman" w:hAnsi="Times New Roman" w:cs="Times New Roman"/>
+                <w:sz w:val="28"/>
+                <w:szCs w:val="28"/>
+              </w:rPr>
+              <w:t>Постусловие</w:t>
+            </w:r>
+          </w:p>
+        </w:tc>
+        <w:tc>
+          <w:tcPr>
+            <w:tcW w:w="7365" w:type="dxa"/>
+          </w:tcPr>
+          <w:p>
+            <w:pPr>
+              <w:rPr>
+                <w:rFonts w:ascii="Times New Roman" w:hAnsi="Times New Roman" w:cs="Times New Roman"/>
+                <w:sz w:val="28"/>
+                <w:szCs w:val="28"/>
+              </w:rPr>
+            </w:pPr>
+            <w:r>
+              <w:rPr>
+                <w:rFonts w:ascii="Times New Roman" w:hAnsi="Times New Roman" w:cs="Times New Roman"/>
+                <w:sz w:val="28"/>
+                <w:szCs w:val="28"/>
+              </w:rPr>
+              <w:t>Участник добавлен в очередь</w:t>
+            </w:r>
+          </w:p>
+        </w:tc>
+      </w:tr>
+      <w:tr>
+        <w:tc>
+          <w:tcPr>
+            <w:tcW w:w="1980" w:type="dxa"/>
+          </w:tcPr>
+          <w:p>
+            <w:pPr>
+              <w:rPr>
+                <w:rFonts w:ascii="Times New Roman" w:hAnsi="Times New Roman" w:cs="Times New Roman"/>
+                <w:sz w:val="28"/>
+                <w:szCs w:val="28"/>
+              </w:rPr>
+            </w:pPr>
+            <w:r>
+              <w:rPr>
+                <w:rFonts w:ascii="Times New Roman" w:hAnsi="Times New Roman" w:cs="Times New Roman"/>
+                <w:sz w:val="28"/>
+                <w:szCs w:val="28"/>
+              </w:rPr>
+              <w:t>Альтернатива</w:t>
+            </w:r>
+          </w:p>
+        </w:tc>
+        <w:tc>
+          <w:tcPr>
+            <w:tcW w:w="7365" w:type="dxa"/>
+          </w:tcPr>
+          <w:p>
+            <w:pPr>
+              <w:rPr>
+                <w:rFonts w:ascii="Times New Roman" w:hAnsi="Times New Roman" w:cs="Times New Roman"/>
+                <w:sz w:val="28"/>
+                <w:szCs w:val="28"/>
+              </w:rPr>
+            </w:pPr>
+            <w:r>
+              <w:rPr>
+                <w:rFonts w:ascii="Times New Roman" w:hAnsi="Times New Roman" w:cs="Times New Roman"/>
+                <w:sz w:val="28"/>
+                <w:szCs w:val="28"/>
+              </w:rPr>
+              <w:t>Участник может опустить руку досрочно</w:t>
+            </w:r>
+          </w:p>
+        </w:tc>
+      </w:tr>
+    </w:tbl>
+    <w:p>
+      <w:pPr>
+        <w:rPr>
+          <w:rFonts w:ascii="Times New Roman" w:hAnsi="Times New Roman" w:cs="Times New Roman"/>
+          <w:sz w:val="28"/>
+          <w:szCs w:val="28"/>
+        </w:rPr>
+      </w:pPr>
+      <w:r>
+        <w:rPr>
+          <w:rFonts w:ascii="Times New Roman" w:hAnsi="Times New Roman" w:cs="Times New Roman"/>
+          <w:sz w:val="28"/>
+          <w:szCs w:val="28"/>
+        </w:rPr>
+        <w:t>1.10 Запись конференции</w:t>
+      </w:r>
+    </w:p>
+    <w:tbl>
+      <w:tblPr>
+        <w:tblStyle w:val="a3"/>
+        <w:tblW w:w="0" w:type="auto"/>
+        <w:tblLook w:val="04A0" w:firstRow="1" w:lastRow="0" w:firstColumn="1" w:lastColumn="0" w:noHBand="0" w:noVBand="1"/>
+      </w:tblPr>
+      <w:tblGrid>
+        <w:gridCol w:w="1980"/>
+        <w:gridCol w:w="7365"/>
+      </w:tblGrid>
+      <w:tr>
+        <w:tc>
+          <w:tcPr>
+            <w:tcW w:w="1980" w:type="dxa"/>
+          </w:tcPr>
+          <w:p>
+            <w:pPr>
+              <w:rPr>
+                <w:rFonts w:ascii="Times New Roman" w:hAnsi="Times New Roman" w:cs="Times New Roman"/>
+                <w:sz w:val="28"/>
+                <w:szCs w:val="28"/>
+              </w:rPr>
+            </w:pPr>
+            <w:r>
+              <w:rPr>
+                <w:rFonts w:ascii="Times New Roman" w:hAnsi="Times New Roman" w:cs="Times New Roman"/>
+                <w:sz w:val="28"/>
+                <w:szCs w:val="28"/>
+              </w:rPr>
+              <w:t>Элемент</w:t>
+            </w:r>
+          </w:p>
+        </w:tc>
+        <w:tc>
+          <w:tcPr>
+            <w:tcW w:w="7365" w:type="dxa"/>
+          </w:tcPr>
+          <w:p>
+            <w:pPr>
+              <w:rPr>
+                <w:rFonts w:ascii="Times New Roman" w:hAnsi="Times New Roman" w:cs="Times New Roman"/>
+                <w:sz w:val="28"/>
+                <w:szCs w:val="28"/>
+              </w:rPr>
+            </w:pPr>
+            <w:r>
+              <w:rPr>
+                <w:rFonts w:ascii="Times New Roman" w:hAnsi="Times New Roman" w:cs="Times New Roman"/>
+                <w:sz w:val="28"/>
+                <w:szCs w:val="28"/>
+              </w:rPr>
+              <w:t>Описание</w:t>
+            </w:r>
+          </w:p>
+        </w:tc>
+      </w:tr>
+      <w:tr>
+        <w:tc>
+          <w:tcPr>
+            <w:tcW w:w="1980" w:type="dxa"/>
+          </w:tcPr>
+          <w:p>
+            <w:pPr>
+              <w:rPr>
+                <w:rFonts w:ascii="Times New Roman" w:hAnsi="Times New Roman" w:cs="Times New Roman"/>
+                <w:sz w:val="28"/>
+                <w:szCs w:val="28"/>
+              </w:rPr>
+            </w:pPr>
+            <w:proofErr w:type="spellStart"/>
+            <w:r>
+              <w:rPr>
+                <w:rFonts w:ascii="Times New Roman" w:hAnsi="Times New Roman" w:cs="Times New Roman"/>
+                <w:sz w:val="28"/>
+                <w:szCs w:val="28"/>
+              </w:rPr>
+              <w:t>Актор</w:t>
+            </w:r>
+            <w:proofErr w:type="spellEnd"/>
+            <w:r>
+              <w:rPr>
+                <w:rFonts w:ascii="Times New Roman" w:hAnsi="Times New Roman" w:cs="Times New Roman"/>
+                <w:sz w:val="28"/>
+                <w:szCs w:val="28"/>
+              </w:rPr>
+              <w:t xml:space="preserve"> </w:t>
+            </w:r>
+          </w:p>
+        </w:tc>
+        <w:tc>
+          <w:tcPr>
+            <w:tcW w:w="7365" w:type="dxa"/>
+          </w:tcPr>
+          <w:p>
+            <w:pPr>
+              <w:rPr>
+                <w:rFonts w:ascii="Times New Roman" w:hAnsi="Times New Roman" w:cs="Times New Roman"/>
+                <w:sz w:val="28"/>
+                <w:szCs w:val="28"/>
+              </w:rPr>
+            </w:pPr>
+            <w:r>
+              <w:rPr>
+                <w:rFonts w:ascii="Times New Roman" w:hAnsi="Times New Roman" w:cs="Times New Roman"/>
+                <w:sz w:val="28"/>
+                <w:szCs w:val="28"/>
+              </w:rPr>
+              <w:t>Модератор</w:t>
+            </w:r>
+          </w:p>
+        </w:tc>
+      </w:tr>
+      <w:tr>
+        <w:tc>
+          <w:tcPr>
+            <w:tcW w:w="1980" w:type="dxa"/>
+          </w:tcPr>
+          <w:p>
+            <w:pPr>
+              <w:rPr>
+                <w:rFonts w:ascii="Times New Roman" w:hAnsi="Times New Roman" w:cs="Times New Roman"/>
+                <w:sz w:val="28"/>
+                <w:szCs w:val="28"/>
+              </w:rPr>
+            </w:pPr>
+            <w:r>
+              <w:rPr>
+                <w:rFonts w:ascii="Times New Roman" w:hAnsi="Times New Roman" w:cs="Times New Roman"/>
+                <w:sz w:val="28"/>
+                <w:szCs w:val="28"/>
+              </w:rPr>
+              <w:t>Цель</w:t>
+            </w:r>
+          </w:p>
+        </w:tc>
+        <w:tc>
+          <w:tcPr>
+            <w:tcW w:w="7365" w:type="dxa"/>
+          </w:tcPr>
+          <w:p>
+            <w:pPr>
+              <w:rPr>
+                <w:rFonts w:ascii="Times New Roman" w:hAnsi="Times New Roman" w:cs="Times New Roman"/>
+                <w:sz w:val="28"/>
+                <w:szCs w:val="28"/>
+              </w:rPr>
+            </w:pPr>
+            <w:r>
+              <w:rPr>
+                <w:rFonts w:ascii="Times New Roman" w:hAnsi="Times New Roman" w:cs="Times New Roman"/>
+                <w:sz w:val="28"/>
+                <w:szCs w:val="28"/>
+              </w:rPr>
+              <w:t>Сохранить видео конференции</w:t>
+            </w:r>
+          </w:p>
+        </w:tc>
+      </w:tr>
+      <w:tr>
+        <w:tc>
+          <w:tcPr>
+            <w:tcW w:w="1980" w:type="dxa"/>
+          </w:tcPr>
+          <w:p>
+            <w:pPr>
+              <w:rPr>
+                <w:rFonts w:ascii="Times New Roman" w:hAnsi="Times New Roman" w:cs="Times New Roman"/>
+                <w:sz w:val="28"/>
+                <w:szCs w:val="28"/>
+              </w:rPr>
+            </w:pPr>
+            <w:r>
+              <w:rPr>
+                <w:rFonts w:ascii="Times New Roman" w:hAnsi="Times New Roman" w:cs="Times New Roman"/>
+                <w:sz w:val="28"/>
+                <w:szCs w:val="28"/>
+              </w:rPr>
+              <w:t>Предусловие</w:t>
+            </w:r>
+          </w:p>
+        </w:tc>
+        <w:tc>
+          <w:tcPr>
+            <w:tcW w:w="7365" w:type="dxa"/>
+          </w:tcPr>
+          <w:p>
+            <w:pPr>
+              <w:rPr>
+                <w:rFonts w:ascii="Times New Roman" w:hAnsi="Times New Roman" w:cs="Times New Roman"/>
+                <w:sz w:val="28"/>
+                <w:szCs w:val="28"/>
+              </w:rPr>
+            </w:pPr>
+            <w:r>
+              <w:rPr>
+                <w:rFonts w:ascii="Times New Roman" w:hAnsi="Times New Roman" w:cs="Times New Roman"/>
+                <w:sz w:val="28"/>
+                <w:szCs w:val="28"/>
+              </w:rPr>
+              <w:t>На сервере есть место для записи</w:t>
+            </w:r>
+          </w:p>
+        </w:tc>
+      </w:tr>
+      <w:tr>
+        <w:tc>
+          <w:tcPr>
+            <w:tcW w:w="1980" w:type="dxa"/>
+          </w:tcPr>
+          <w:p>
+            <w:pPr>
+              <w:rPr>
+                <w:rFonts w:ascii="Times New Roman" w:hAnsi="Times New Roman" w:cs="Times New Roman"/>
+                <w:sz w:val="28"/>
+                <w:szCs w:val="28"/>
+              </w:rPr>
+            </w:pPr>
+            <w:r>
+              <w:rPr>
+                <w:rFonts w:ascii="Times New Roman" w:hAnsi="Times New Roman" w:cs="Times New Roman"/>
+                <w:sz w:val="28"/>
+                <w:szCs w:val="28"/>
+              </w:rPr>
+              <w:t>Основной сценарий</w:t>
+            </w:r>
+          </w:p>
+        </w:tc>
+        <w:tc>
+          <w:tcPr>
+            <w:tcW w:w="7365" w:type="dxa"/>
+          </w:tcPr>
+          <w:p>
+            <w:pPr>
+              <w:pStyle w:val="a6"/>
+              <w:numPr>
+                <w:ilvl w:val="0"/>
+                <w:numId w:val="6"/>
+              </w:numPr>
+              <w:rPr>
+                <w:rFonts w:ascii="Times New Roman" w:hAnsi="Times New Roman" w:cs="Times New Roman"/>
+                <w:sz w:val="28"/>
+                <w:szCs w:val="28"/>
+              </w:rPr>
+            </w:pPr>
+            <w:r>
+              <w:rPr>
+                <w:rFonts w:ascii="Times New Roman" w:hAnsi="Times New Roman" w:cs="Times New Roman"/>
+                <w:sz w:val="28"/>
+                <w:szCs w:val="28"/>
+              </w:rPr>
+              <w:t>Модератор нажимает «Начать запись»</w:t>
+            </w:r>
+          </w:p>
+          <w:p>
+            <w:pPr>
+              <w:pStyle w:val="a6"/>
+              <w:numPr>
+                <w:ilvl w:val="0"/>
+                <w:numId w:val="6"/>
+              </w:numPr>
+              <w:rPr>
+                <w:rFonts w:ascii="Times New Roman" w:hAnsi="Times New Roman" w:cs="Times New Roman"/>
+                <w:sz w:val="28"/>
+                <w:szCs w:val="28"/>
+              </w:rPr>
+            </w:pPr>
+            <w:r>
+              <w:rPr>
+                <w:rFonts w:ascii="Times New Roman" w:hAnsi="Times New Roman" w:cs="Times New Roman"/>
+                <w:sz w:val="28"/>
+                <w:szCs w:val="28"/>
+              </w:rPr>
+              <w:t>Система фиксирует видео, звук, экран</w:t>
+            </w:r>
+          </w:p>
+          <w:p>
+            <w:pPr>
+              <w:pStyle w:val="a6"/>
+              <w:numPr>
+                <w:ilvl w:val="0"/>
+                <w:numId w:val="6"/>
+              </w:numPr>
+              <w:rPr>
+                <w:rFonts w:ascii="Times New Roman" w:hAnsi="Times New Roman" w:cs="Times New Roman"/>
+                <w:sz w:val="28"/>
+                <w:szCs w:val="28"/>
+              </w:rPr>
+            </w:pPr>
+            <w:r>
+              <w:rPr>
+                <w:rFonts w:ascii="Times New Roman" w:hAnsi="Times New Roman" w:cs="Times New Roman"/>
+                <w:sz w:val="28"/>
+                <w:szCs w:val="28"/>
+              </w:rPr>
+              <w:t>После окончания конференции запись автоматически сохраняется</w:t>
+            </w:r>
+          </w:p>
+          <w:p>
+            <w:pPr>
+              <w:pStyle w:val="a6"/>
+              <w:numPr>
+                <w:ilvl w:val="0"/>
+                <w:numId w:val="6"/>
+              </w:numPr>
+              <w:rPr>
+                <w:rFonts w:ascii="Times New Roman" w:hAnsi="Times New Roman" w:cs="Times New Roman"/>
+                <w:sz w:val="28"/>
+                <w:szCs w:val="28"/>
+              </w:rPr>
+            </w:pPr>
+            <w:r>
+              <w:rPr>
+                <w:rFonts w:ascii="Times New Roman" w:hAnsi="Times New Roman" w:cs="Times New Roman"/>
+                <w:sz w:val="28"/>
+                <w:szCs w:val="28"/>
+              </w:rPr>
+              <w:t>Ссылка на запись доступна модератору</w:t>
+            </w:r>
+          </w:p>
+        </w:tc>
+      </w:tr>
+      <w:tr>
+        <w:tc>
+          <w:tcPr>
+            <w:tcW w:w="1980" w:type="dxa"/>
+          </w:tcPr>
+          <w:p>
+            <w:pPr>
+              <w:rPr>
+                <w:rFonts w:ascii="Times New Roman" w:hAnsi="Times New Roman" w:cs="Times New Roman"/>
+                <w:sz w:val="28"/>
+                <w:szCs w:val="28"/>
+              </w:rPr>
+            </w:pPr>
+            <w:r>
+              <w:rPr>
+                <w:rFonts w:ascii="Times New Roman" w:hAnsi="Times New Roman" w:cs="Times New Roman"/>
+                <w:sz w:val="28"/>
+                <w:szCs w:val="28"/>
+              </w:rPr>
+              <w:t>Постусловие</w:t>
+            </w:r>
+          </w:p>
+        </w:tc>
+        <w:tc>
+          <w:tcPr>
+            <w:tcW w:w="7365" w:type="dxa"/>
+          </w:tcPr>
+          <w:p>
+            <w:pPr>
+              <w:rPr>
+                <w:rFonts w:ascii="Times New Roman" w:hAnsi="Times New Roman" w:cs="Times New Roman"/>
+                <w:sz w:val="28"/>
+                <w:szCs w:val="28"/>
+              </w:rPr>
+            </w:pPr>
+            <w:r>
+              <w:rPr>
+                <w:rFonts w:ascii="Times New Roman" w:hAnsi="Times New Roman" w:cs="Times New Roman"/>
+                <w:sz w:val="28"/>
+                <w:szCs w:val="28"/>
+              </w:rPr>
+              <w:t>Запись хранится определённое количество времени на сервере</w:t>
+            </w:r>
+          </w:p>
+        </w:tc>
+      </w:tr>
+      <w:tr>
+        <w:tc>
+          <w:tcPr>
+            <w:tcW w:w="1980" w:type="dxa"/>
+          </w:tcPr>
+          <w:p>
+            <w:pPr>
+              <w:rPr>
+                <w:rFonts w:ascii="Times New Roman" w:hAnsi="Times New Roman" w:cs="Times New Roman"/>
+                <w:sz w:val="28"/>
+                <w:szCs w:val="28"/>
+              </w:rPr>
+            </w:pPr>
+            <w:r>
+              <w:rPr>
+                <w:rFonts w:ascii="Times New Roman" w:hAnsi="Times New Roman" w:cs="Times New Roman"/>
+                <w:sz w:val="28"/>
+                <w:szCs w:val="28"/>
+              </w:rPr>
+              <w:t>Альтернатива</w:t>
+            </w:r>
+          </w:p>
+        </w:tc>
+        <w:tc>
+          <w:tcPr>
+            <w:tcW w:w="7365" w:type="dxa"/>
+          </w:tcPr>
+          <w:p>
+            <w:pPr>
+              <w:rPr>
+                <w:rFonts w:ascii="Times New Roman" w:hAnsi="Times New Roman" w:cs="Times New Roman"/>
+                <w:sz w:val="28"/>
+                <w:szCs w:val="28"/>
+              </w:rPr>
+            </w:pPr>
+            <w:r>
+              <w:rPr>
+                <w:rFonts w:ascii="Times New Roman" w:hAnsi="Times New Roman" w:cs="Times New Roman"/>
+                <w:sz w:val="28"/>
+                <w:szCs w:val="28"/>
+              </w:rPr>
+              <w:t>Существует возможность включить авто-запись каждой конференции</w:t>
+            </w:r>
+          </w:p>
+        </w:tc>
+      </w:tr>
+    </w:tbl>
     <w:p>
       <w:pPr>
         <w:rPr>
@@ -3401,6 +5531,7 @@
         </w:rPr>
         <w:br/>
       </w:r>
+      <w:proofErr w:type="spellStart"/>
       <w:r>
         <w:rPr>
           <w:rStyle w:val="a4"/>
@@ -3410,26 +5541,9 @@
           <w:sz w:val="28"/>
           <w:szCs w:val="28"/>
         </w:rPr>
-        <w:t>User Stories</w:t>
-      </w:r>
-      <w:r>
-        <w:rPr>
-          <w:rFonts w:ascii="Times New Roman" w:hAnsi="Times New Roman" w:cs="Times New Roman"/>
-          <w:color w:val="000000" w:themeColor="text1"/>
-          <w:sz w:val="28"/>
-          <w:szCs w:val="28"/>
-        </w:rPr>
-        <w:t> — для быстрой передачи требований от заказчика разработчикам. Формат «Как — Хочу — Чтобы» делает требования понятными без технических деталей.</w:t>
-      </w:r>
-      <w:r>
-        <w:rPr>
-          <w:rFonts w:ascii="Times New Roman" w:hAnsi="Times New Roman" w:cs="Times New Roman"/>
-          <w:color w:val="000000" w:themeColor="text1"/>
-          <w:sz w:val="28"/>
-          <w:szCs w:val="28"/>
-        </w:rPr>
-        <w:br/>
-      </w:r>
+        <w:t>User</w:t>
+      </w:r>
+      <w:proofErr w:type="spellEnd"/>
       <w:r>
         <w:rPr>
           <w:rStyle w:val="a4"/>
@@ -3439,8 +5553,76 @@
           <w:sz w:val="28"/>
           <w:szCs w:val="28"/>
         </w:rPr>
-        <w:t>Use Case</w:t>
-      </w:r>
+        <w:t xml:space="preserve"> </w:t>
+      </w:r>
+      <w:proofErr w:type="spellStart"/>
+      <w:r>
+        <w:rPr>
+          <w:rStyle w:val="a4"/>
+          <w:rFonts w:ascii="Times New Roman" w:hAnsi="Times New Roman" w:cs="Times New Roman"/>
+          <w:b w:val="0"/>
+          <w:color w:val="000000" w:themeColor="text1"/>
+          <w:sz w:val="28"/>
+          <w:szCs w:val="28"/>
+        </w:rPr>
+        <w:t>Stories</w:t>
+      </w:r>
+      <w:proofErr w:type="spellEnd"/>
+      <w:r>
+        <w:rPr>
+          <w:rFonts w:ascii="Times New Roman" w:hAnsi="Times New Roman" w:cs="Times New Roman"/>
+          <w:color w:val="000000" w:themeColor="text1"/>
+          <w:sz w:val="28"/>
+          <w:szCs w:val="28"/>
+        </w:rPr>
+        <w:t> — для быстрой передачи требований от заказчика разработчикам. Формат «Как — Хочу — Чтобы» делает требования понятными без технических деталей.</w:t>
+      </w:r>
+      <w:r>
+        <w:rPr>
+          <w:rFonts w:ascii="Times New Roman" w:hAnsi="Times New Roman" w:cs="Times New Roman"/>
+          <w:color w:val="000000" w:themeColor="text1"/>
+          <w:sz w:val="28"/>
+          <w:szCs w:val="28"/>
+        </w:rPr>
+        <w:br/>
+      </w:r>
+      <w:proofErr w:type="spellStart"/>
+      <w:r>
+        <w:rPr>
+          <w:rStyle w:val="a4"/>
+          <w:rFonts w:ascii="Times New Roman" w:hAnsi="Times New Roman" w:cs="Times New Roman"/>
+          <w:b w:val="0"/>
+          <w:color w:val="000000" w:themeColor="text1"/>
+          <w:sz w:val="28"/>
+          <w:szCs w:val="28"/>
+        </w:rPr>
+        <w:t>Use</w:t>
+      </w:r>
+      <w:proofErr w:type="spellEnd"/>
+      <w:r>
+        <w:rPr>
+          <w:rStyle w:val="a4"/>
+          <w:rFonts w:ascii="Times New Roman" w:hAnsi="Times New Roman" w:cs="Times New Roman"/>
+          <w:b w:val="0"/>
+          <w:color w:val="000000" w:themeColor="text1"/>
+          <w:sz w:val="28"/>
+          <w:szCs w:val="28"/>
+        </w:rPr>
+        <w:t xml:space="preserve"> </w:t>
+      </w:r>
+      <w:proofErr w:type="spellStart"/>
+      <w:r>
+        <w:rPr>
+          <w:rStyle w:val="a4"/>
+          <w:rFonts w:ascii="Times New Roman" w:hAnsi="Times New Roman" w:cs="Times New Roman"/>
+          <w:b w:val="0"/>
+          <w:color w:val="000000" w:themeColor="text1"/>
+          <w:sz w:val="28"/>
+          <w:szCs w:val="28"/>
+        </w:rPr>
+        <w:t>Case</w:t>
+      </w:r>
+      <w:proofErr w:type="spellEnd"/>
       <w:r>
         <w:rPr>
           <w:rFonts w:ascii="Times New Roman" w:hAnsi="Times New Roman" w:cs="Times New Roman"/>
@@ -3614,27 +5796,9 @@
           <w:sz w:val="28"/>
           <w:szCs w:val="28"/>
         </w:rPr>
-        <w:t>Краткий (brief)</w:t>
-      </w:r>
-      <w:r>
-        <w:rPr>
-          <w:rFonts w:ascii="Times New Roman" w:hAnsi="Times New Roman" w:cs="Times New Roman"/>
-          <w:color w:val="000000" w:themeColor="text1"/>
-          <w:sz w:val="28"/>
-          <w:szCs w:val="28"/>
-        </w:rPr>
-        <w:t> — 1 абзац, для простых действий</w:t>
-      </w:r>
-    </w:p>
-    <w:p>
-      <w:pPr>
-        <w:rPr>
-          <w:rFonts w:ascii="Times New Roman" w:hAnsi="Times New Roman" w:cs="Times New Roman"/>
-          <w:color w:val="000000" w:themeColor="text1"/>
-          <w:sz w:val="28"/>
-          <w:szCs w:val="28"/>
-        </w:rPr>
-      </w:pPr>
+        <w:t>Краткий (</w:t>
+      </w:r>
+      <w:proofErr w:type="spellStart"/>
       <w:r>
         <w:rPr>
           <w:rStyle w:val="a4"/>
@@ -3644,27 +5808,9 @@
           <w:sz w:val="28"/>
           <w:szCs w:val="28"/>
         </w:rPr>
-        <w:t>Развёрнутый (fully dressed)</w:t>
-      </w:r>
-      <w:r>
-        <w:rPr>
-          <w:rFonts w:ascii="Times New Roman" w:hAnsi="Times New Roman" w:cs="Times New Roman"/>
-          <w:color w:val="000000" w:themeColor="text1"/>
-          <w:sz w:val="28"/>
-          <w:szCs w:val="28"/>
-        </w:rPr>
-        <w:t> — включает исключения, альтернативы, предусловия. Используется для ключевой функциональности</w:t>
-      </w:r>
-    </w:p>
-    <w:p>
-      <w:pPr>
-        <w:rPr>
-          <w:rFonts w:ascii="Times New Roman" w:hAnsi="Times New Roman" w:cs="Times New Roman"/>
-          <w:color w:val="000000" w:themeColor="text1"/>
-          <w:sz w:val="28"/>
-          <w:szCs w:val="28"/>
-        </w:rPr>
-      </w:pPr>
+        <w:t>brief</w:t>
+      </w:r>
+      <w:proofErr w:type="spellEnd"/>
       <w:r>
         <w:rPr>
           <w:rStyle w:val="a4"/>
@@ -3674,7 +5820,139 @@
           <w:sz w:val="28"/>
           <w:szCs w:val="28"/>
         </w:rPr>
-        <w:t>Промежуточный (casual)</w:t>
+        <w:t>)</w:t>
+      </w:r>
+      <w:r>
+        <w:rPr>
+          <w:rFonts w:ascii="Times New Roman" w:hAnsi="Times New Roman" w:cs="Times New Roman"/>
+          <w:color w:val="000000" w:themeColor="text1"/>
+          <w:sz w:val="28"/>
+          <w:szCs w:val="28"/>
+        </w:rPr>
+        <w:t> — 1 абзац, для простых действий</w:t>
+      </w:r>
+    </w:p>
+    <w:p>
+      <w:pPr>
+        <w:rPr>
+          <w:rFonts w:ascii="Times New Roman" w:hAnsi="Times New Roman" w:cs="Times New Roman"/>
+          <w:color w:val="000000" w:themeColor="text1"/>
+          <w:sz w:val="28"/>
+          <w:szCs w:val="28"/>
+        </w:rPr>
+      </w:pPr>
+      <w:r>
+        <w:rPr>
+          <w:rStyle w:val="a4"/>
+          <w:rFonts w:ascii="Times New Roman" w:hAnsi="Times New Roman" w:cs="Times New Roman"/>
+          <w:b w:val="0"/>
+          <w:color w:val="000000" w:themeColor="text1"/>
+          <w:sz w:val="28"/>
+          <w:szCs w:val="28"/>
+        </w:rPr>
+        <w:t>Развёрнутый (</w:t>
+      </w:r>
+      <w:proofErr w:type="spellStart"/>
+      <w:r>
+        <w:rPr>
+          <w:rStyle w:val="a4"/>
+          <w:rFonts w:ascii="Times New Roman" w:hAnsi="Times New Roman" w:cs="Times New Roman"/>
+          <w:b w:val="0"/>
+          <w:color w:val="000000" w:themeColor="text1"/>
+          <w:sz w:val="28"/>
+          <w:szCs w:val="28"/>
+        </w:rPr>
+        <w:t>fully</w:t>
+      </w:r>
+      <w:proofErr w:type="spellEnd"/>
+      <w:r>
+        <w:rPr>
+          <w:rStyle w:val="a4"/>
+          <w:rFonts w:ascii="Times New Roman" w:hAnsi="Times New Roman" w:cs="Times New Roman"/>
+          <w:b w:val="0"/>
+          <w:color w:val="000000" w:themeColor="text1"/>
+          <w:sz w:val="28"/>
+          <w:szCs w:val="28"/>
+        </w:rPr>
+        <w:t xml:space="preserve"> </w:t>
+      </w:r>
+      <w:proofErr w:type="spellStart"/>
+      <w:r>
+        <w:rPr>
+          <w:rStyle w:val="a4"/>
+          <w:rFonts w:ascii="Times New Roman" w:hAnsi="Times New Roman" w:cs="Times New Roman"/>
+          <w:b w:val="0"/>
+          <w:color w:val="000000" w:themeColor="text1"/>
+          <w:sz w:val="28"/>
+          <w:szCs w:val="28"/>
+        </w:rPr>
+        <w:t>dressed</w:t>
+      </w:r>
+      <w:proofErr w:type="spellEnd"/>
+      <w:r>
+        <w:rPr>
+          <w:rStyle w:val="a4"/>
+          <w:rFonts w:ascii="Times New Roman" w:hAnsi="Times New Roman" w:cs="Times New Roman"/>
+          <w:b w:val="0"/>
+          <w:color w:val="000000" w:themeColor="text1"/>
+          <w:sz w:val="28"/>
+          <w:szCs w:val="28"/>
+        </w:rPr>
+        <w:t>)</w:t>
+      </w:r>
+      <w:r>
+        <w:rPr>
+          <w:rFonts w:ascii="Times New Roman" w:hAnsi="Times New Roman" w:cs="Times New Roman"/>
+          <w:color w:val="000000" w:themeColor="text1"/>
+          <w:sz w:val="28"/>
+          <w:szCs w:val="28"/>
+        </w:rPr>
+        <w:t> — включает исключения, альтернативы, предусловия. Используется для ключевой функциональности</w:t>
+      </w:r>
+    </w:p>
+    <w:p>
+      <w:pPr>
+        <w:rPr>
+          <w:rFonts w:ascii="Times New Roman" w:hAnsi="Times New Roman" w:cs="Times New Roman"/>
+          <w:color w:val="000000" w:themeColor="text1"/>
+          <w:sz w:val="28"/>
+          <w:szCs w:val="28"/>
+        </w:rPr>
+      </w:pPr>
+      <w:r>
+        <w:rPr>
+          <w:rStyle w:val="a4"/>
+          <w:rFonts w:ascii="Times New Roman" w:hAnsi="Times New Roman" w:cs="Times New Roman"/>
+          <w:b w:val="0"/>
+          <w:color w:val="000000" w:themeColor="text1"/>
+          <w:sz w:val="28"/>
+          <w:szCs w:val="28"/>
+        </w:rPr>
+        <w:t>Промежуточный (</w:t>
+      </w:r>
+      <w:proofErr w:type="spellStart"/>
+      <w:r>
+        <w:rPr>
+          <w:rStyle w:val="a4"/>
+          <w:rFonts w:ascii="Times New Roman" w:hAnsi="Times New Roman" w:cs="Times New Roman"/>
+          <w:b w:val="0"/>
+          <w:color w:val="000000" w:themeColor="text1"/>
+          <w:sz w:val="28"/>
+          <w:szCs w:val="28"/>
+        </w:rPr>
+        <w:t>casual</w:t>
+      </w:r>
+      <w:proofErr w:type="spellEnd"/>
+      <w:r>
+        <w:rPr>
+          <w:rStyle w:val="a4"/>
+          <w:rFonts w:ascii="Times New Roman" w:hAnsi="Times New Roman" w:cs="Times New Roman"/>
+          <w:b w:val="0"/>
+          <w:color w:val="000000" w:themeColor="text1"/>
+          <w:sz w:val="28"/>
+          <w:szCs w:val="28"/>
+        </w:rPr>
+        <w:t>)</w:t>
       </w:r>
       <w:r>
         <w:rPr>
@@ -3845,7 +6123,7 @@
           <w:szCs w:val="28"/>
           <w:lang w:eastAsia="ru-RU"/>
         </w:rPr>
-        <w:t>6</w:t>
+        <w:t>10</w:t>
       </w:r>
       <w:bookmarkStart w:id="0" w:name="_GoBack"/>
       <w:bookmarkEnd w:id="0"/>
@@ -3866,7 +6144,27 @@
           <w:szCs w:val="28"/>
           <w:lang w:eastAsia="ru-RU"/>
         </w:rPr>
-        <w:t> с указанием акторов, сценариев и исключений.</w:t>
+        <w:t xml:space="preserve"> с указанием </w:t>
+      </w:r>
+      <w:proofErr w:type="spellStart"/>
+      <w:r>
+        <w:rPr>
+          <w:rFonts w:ascii="Times New Roman" w:hAnsi="Times New Roman" w:cs="Times New Roman"/>
+          <w:sz w:val="28"/>
+          <w:szCs w:val="28"/>
+          <w:lang w:eastAsia="ru-RU"/>
+        </w:rPr>
+        <w:t>акторов</w:t>
+      </w:r>
+      <w:proofErr w:type="spellEnd"/>
+      <w:r>
+        <w:rPr>
+          <w:rFonts w:ascii="Times New Roman" w:hAnsi="Times New Roman" w:cs="Times New Roman"/>
+          <w:sz w:val="28"/>
+          <w:szCs w:val="28"/>
+          <w:lang w:eastAsia="ru-RU"/>
+        </w:rPr>
+        <w:t>, сценариев и исключений.</w:t>
       </w:r>
     </w:p>
     <w:p>
@@ -3889,7 +6187,7 @@
 </file>
 
 <file path=word/numbering.xml><?xml version="1.0" encoding="utf-8"?>
-<w:numbering xmlns:wpc="http://schemas.microsoft.com/office/word/2010/wordprocessingCanvas" xmlns:cx="http://schemas.microsoft.com/office/drawing/2014/chartex" xmlns:mc="http://schemas.openxmlformats.org/markup-compatibility/2006" xmlns:o="urn:schemas-microsoft-com:office:office" xmlns:r="http://schemas.openxmlformats.org/officeDocument/2006/relationships" xmlns:m="http://schemas.openxmlformats.org/officeDocument/2006/math" xmlns:v="urn:schemas-microsoft-com:vml" xmlns:wp14="http://schemas.microsoft.com/office/word/2010/wordprocessingDrawing" xmlns:wp="http://schemas.openxmlformats.org/drawingml/2006/wordprocessingDrawing" xmlns:w10="urn:schemas-microsoft-com:office:word" xmlns:w="http://schemas.openxmlformats.org/wordprocessingml/2006/main" xmlns:w14="http://schemas.microsoft.com/office/word/2010/wordml" xmlns:w15="http://schemas.microsoft.com/office/word/2012/wordml" xmlns:w16se="http://schemas.microsoft.com/office/word/2015/wordml/symex" xmlns:wpg="http://schemas.microsoft.com/office/word/2010/wordprocessingGroup" xmlns:wpi="http://schemas.microsoft.com/office/word/2010/wordprocessingInk" xmlns:wne="http://schemas.microsoft.com/office/word/2006/wordml" xmlns:wps="http://schemas.microsoft.com/office/word/2010/wordprocessingShape" mc:Ignorable="w14 w15 w16se wp14">
+<w:numbering xmlns:wpc="http://schemas.microsoft.com/office/word/2010/wordprocessingCanvas" xmlns:cx="http://schemas.microsoft.com/office/drawing/2014/chartex" xmlns:cx1="http://schemas.microsoft.com/office/drawing/2015/9/8/chartex" xmlns:cx2="http://schemas.microsoft.com/office/drawing/2015/10/21/chartex" xmlns:cx3="http://schemas.microsoft.com/office/drawing/2016/5/9/chartex" xmlns:cx4="http://schemas.microsoft.com/office/drawing/2016/5/10/chartex" xmlns:cx5="http://schemas.microsoft.com/office/drawing/2016/5/11/chartex" xmlns:cx6="http://schemas.microsoft.com/office/drawing/2016/5/12/chartex" xmlns:cx7="http://schemas.microsoft.com/office/drawing/2016/5/13/chartex" xmlns:cx8="http://schemas.microsoft.com/office/drawing/2016/5/14/chartex" xmlns:mc="http://schemas.openxmlformats.org/markup-compatibility/2006" xmlns:aink="http://schemas.microsoft.com/office/drawing/2016/ink" xmlns:am3d="http://schemas.microsoft.com/office/drawing/2017/model3d" xmlns:o="urn:schemas-microsoft-com:office:office" xmlns:r="http://schemas.openxmlformats.org/officeDocument/2006/relationships" xmlns:m="http://schemas.openxmlformats.org/officeDocument/2006/math" xmlns:v="urn:schemas-microsoft-com:vml" xmlns:wp14="http://schemas.microsoft.com/office/word/2010/wordprocessingDrawing" xmlns:wp="http://schemas.openxmlformats.org/drawingml/2006/wordprocessingDrawing" xmlns:w10="urn:schemas-microsoft-com:office:word" xmlns:w="http://schemas.openxmlformats.org/wordprocessingml/2006/main" xmlns:w14="http://schemas.microsoft.com/office/word/2010/wordml" xmlns:w15="http://schemas.microsoft.com/office/word/2012/wordml" xmlns:w16cid="http://schemas.microsoft.com/office/word/2016/wordml/cid" xmlns:w16se="http://schemas.microsoft.com/office/word/2015/wordml/symex" xmlns:wpg="http://schemas.microsoft.com/office/word/2010/wordprocessingGroup" xmlns:wpi="http://schemas.microsoft.com/office/word/2010/wordprocessingInk" xmlns:wne="http://schemas.microsoft.com/office/word/2006/wordml" xmlns:wps="http://schemas.microsoft.com/office/word/2010/wordprocessingShape" mc:Ignorable="w14 w15 w16se w16cid wp14">
   <w:abstractNum w:abstractNumId="0" w15:restartNumberingAfterBreak="0">
     <w:nsid w:val="314E4706"/>
     <w:multiLevelType w:val="multilevel"/>
@@ -4040,6 +6338,362 @@
     </w:lvl>
   </w:abstractNum>
   <w:abstractNum w:abstractNumId="1" w15:restartNumberingAfterBreak="0">
+    <w:nsid w:val="32F523DF"/>
+    <w:multiLevelType w:val="hybridMultilevel"/>
+    <w:tmpl w:val="C39AA770"/>
+    <w:lvl w:ilvl="0" w:tplc="0419000F">
+      <w:start w:val="1"/>
+      <w:numFmt w:val="decimal"/>
+      <w:lvlText w:val="%1."/>
+      <w:lvlJc w:val="left"/>
+      <w:pPr>
+        <w:ind w:left="720" w:hanging="360"/>
+      </w:pPr>
+      <w:rPr>
+        <w:rFonts w:hint="default"/>
+      </w:rPr>
+    </w:lvl>
+    <w:lvl w:ilvl="1" w:tplc="04190019" w:tentative="1">
+      <w:start w:val="1"/>
+      <w:numFmt w:val="lowerLetter"/>
+      <w:lvlText w:val="%2."/>
+      <w:lvlJc w:val="left"/>
+      <w:pPr>
+        <w:ind w:left="1440" w:hanging="360"/>
+      </w:pPr>
+    </w:lvl>
+    <w:lvl w:ilvl="2" w:tplc="0419001B" w:tentative="1">
+      <w:start w:val="1"/>
+      <w:numFmt w:val="lowerRoman"/>
+      <w:lvlText w:val="%3."/>
+      <w:lvlJc w:val="right"/>
+      <w:pPr>
+        <w:ind w:left="2160" w:hanging="180"/>
+      </w:pPr>
+    </w:lvl>
+    <w:lvl w:ilvl="3" w:tplc="0419000F" w:tentative="1">
+      <w:start w:val="1"/>
+      <w:numFmt w:val="decimal"/>
+      <w:lvlText w:val="%4."/>
+      <w:lvlJc w:val="left"/>
+      <w:pPr>
+        <w:ind w:left="2880" w:hanging="360"/>
+      </w:pPr>
+    </w:lvl>
+    <w:lvl w:ilvl="4" w:tplc="04190019" w:tentative="1">
+      <w:start w:val="1"/>
+      <w:numFmt w:val="lowerLetter"/>
+      <w:lvlText w:val="%5."/>
+      <w:lvlJc w:val="left"/>
+      <w:pPr>
+        <w:ind w:left="3600" w:hanging="360"/>
+      </w:pPr>
+    </w:lvl>
+    <w:lvl w:ilvl="5" w:tplc="0419001B" w:tentative="1">
+      <w:start w:val="1"/>
+      <w:numFmt w:val="lowerRoman"/>
+      <w:lvlText w:val="%6."/>
+      <w:lvlJc w:val="right"/>
+      <w:pPr>
+        <w:ind w:left="4320" w:hanging="180"/>
+      </w:pPr>
+    </w:lvl>
+    <w:lvl w:ilvl="6" w:tplc="0419000F" w:tentative="1">
+      <w:start w:val="1"/>
+      <w:numFmt w:val="decimal"/>
+      <w:lvlText w:val="%7."/>
+      <w:lvlJc w:val="left"/>
+      <w:pPr>
+        <w:ind w:left="5040" w:hanging="360"/>
+      </w:pPr>
+    </w:lvl>
+    <w:lvl w:ilvl="7" w:tplc="04190019" w:tentative="1">
+      <w:start w:val="1"/>
+      <w:numFmt w:val="lowerLetter"/>
+      <w:lvlText w:val="%8."/>
+      <w:lvlJc w:val="left"/>
+      <w:pPr>
+        <w:ind w:left="5760" w:hanging="360"/>
+      </w:pPr>
+    </w:lvl>
+    <w:lvl w:ilvl="8" w:tplc="0419001B" w:tentative="1">
+      <w:start w:val="1"/>
+      <w:numFmt w:val="lowerRoman"/>
+      <w:lvlText w:val="%9."/>
+      <w:lvlJc w:val="right"/>
+      <w:pPr>
+        <w:ind w:left="6480" w:hanging="180"/>
+      </w:pPr>
+    </w:lvl>
+  </w:abstractNum>
+  <w:abstractNum w:abstractNumId="2" w15:restartNumberingAfterBreak="0">
+    <w:nsid w:val="3DD60CFE"/>
+    <w:multiLevelType w:val="hybridMultilevel"/>
+    <w:tmpl w:val="9F02AD7A"/>
+    <w:lvl w:ilvl="0" w:tplc="0419000F">
+      <w:start w:val="1"/>
+      <w:numFmt w:val="decimal"/>
+      <w:lvlText w:val="%1."/>
+      <w:lvlJc w:val="left"/>
+      <w:pPr>
+        <w:ind w:left="720" w:hanging="360"/>
+      </w:pPr>
+      <w:rPr>
+        <w:rFonts w:hint="default"/>
+      </w:rPr>
+    </w:lvl>
+    <w:lvl w:ilvl="1" w:tplc="04190019" w:tentative="1">
+      <w:start w:val="1"/>
+      <w:numFmt w:val="lowerLetter"/>
+      <w:lvlText w:val="%2."/>
+      <w:lvlJc w:val="left"/>
+      <w:pPr>
+        <w:ind w:left="1440" w:hanging="360"/>
+      </w:pPr>
+    </w:lvl>
+    <w:lvl w:ilvl="2" w:tplc="0419001B" w:tentative="1">
+      <w:start w:val="1"/>
+      <w:numFmt w:val="lowerRoman"/>
+      <w:lvlText w:val="%3."/>
+      <w:lvlJc w:val="right"/>
+      <w:pPr>
+        <w:ind w:left="2160" w:hanging="180"/>
+      </w:pPr>
+    </w:lvl>
+    <w:lvl w:ilvl="3" w:tplc="0419000F" w:tentative="1">
+      <w:start w:val="1"/>
+      <w:numFmt w:val="decimal"/>
+      <w:lvlText w:val="%4."/>
+      <w:lvlJc w:val="left"/>
+      <w:pPr>
+        <w:ind w:left="2880" w:hanging="360"/>
+      </w:pPr>
+    </w:lvl>
+    <w:lvl w:ilvl="4" w:tplc="04190019" w:tentative="1">
+      <w:start w:val="1"/>
+      <w:numFmt w:val="lowerLetter"/>
+      <w:lvlText w:val="%5."/>
+      <w:lvlJc w:val="left"/>
+      <w:pPr>
+        <w:ind w:left="3600" w:hanging="360"/>
+      </w:pPr>
+    </w:lvl>
+    <w:lvl w:ilvl="5" w:tplc="0419001B" w:tentative="1">
+      <w:start w:val="1"/>
+      <w:numFmt w:val="lowerRoman"/>
+      <w:lvlText w:val="%6."/>
+      <w:lvlJc w:val="right"/>
+      <w:pPr>
+        <w:ind w:left="4320" w:hanging="180"/>
+      </w:pPr>
+    </w:lvl>
+    <w:lvl w:ilvl="6" w:tplc="0419000F" w:tentative="1">
+      <w:start w:val="1"/>
+      <w:numFmt w:val="decimal"/>
+      <w:lvlText w:val="%7."/>
+      <w:lvlJc w:val="left"/>
+      <w:pPr>
+        <w:ind w:left="5040" w:hanging="360"/>
+      </w:pPr>
+    </w:lvl>
+    <w:lvl w:ilvl="7" w:tplc="04190019" w:tentative="1">
+      <w:start w:val="1"/>
+      <w:numFmt w:val="lowerLetter"/>
+      <w:lvlText w:val="%8."/>
+      <w:lvlJc w:val="left"/>
+      <w:pPr>
+        <w:ind w:left="5760" w:hanging="360"/>
+      </w:pPr>
+    </w:lvl>
+    <w:lvl w:ilvl="8" w:tplc="0419001B" w:tentative="1">
+      <w:start w:val="1"/>
+      <w:numFmt w:val="lowerRoman"/>
+      <w:lvlText w:val="%9."/>
+      <w:lvlJc w:val="right"/>
+      <w:pPr>
+        <w:ind w:left="6480" w:hanging="180"/>
+      </w:pPr>
+    </w:lvl>
+  </w:abstractNum>
+  <w:abstractNum w:abstractNumId="3" w15:restartNumberingAfterBreak="0">
+    <w:nsid w:val="421C7F88"/>
+    <w:multiLevelType w:val="hybridMultilevel"/>
+    <w:tmpl w:val="24FA15D8"/>
+    <w:lvl w:ilvl="0" w:tplc="0419000F">
+      <w:start w:val="1"/>
+      <w:numFmt w:val="decimal"/>
+      <w:lvlText w:val="%1."/>
+      <w:lvlJc w:val="left"/>
+      <w:pPr>
+        <w:ind w:left="720" w:hanging="360"/>
+      </w:pPr>
+      <w:rPr>
+        <w:rFonts w:hint="default"/>
+      </w:rPr>
+    </w:lvl>
+    <w:lvl w:ilvl="1" w:tplc="04190019" w:tentative="1">
+      <w:start w:val="1"/>
+      <w:numFmt w:val="lowerLetter"/>
+      <w:lvlText w:val="%2."/>
+      <w:lvlJc w:val="left"/>
+      <w:pPr>
+        <w:ind w:left="1440" w:hanging="360"/>
+      </w:pPr>
+    </w:lvl>
+    <w:lvl w:ilvl="2" w:tplc="0419001B" w:tentative="1">
+      <w:start w:val="1"/>
+      <w:numFmt w:val="lowerRoman"/>
+      <w:lvlText w:val="%3."/>
+      <w:lvlJc w:val="right"/>
+      <w:pPr>
+        <w:ind w:left="2160" w:hanging="180"/>
+      </w:pPr>
+    </w:lvl>
+    <w:lvl w:ilvl="3" w:tplc="0419000F" w:tentative="1">
+      <w:start w:val="1"/>
+      <w:numFmt w:val="decimal"/>
+      <w:lvlText w:val="%4."/>
+      <w:lvlJc w:val="left"/>
+      <w:pPr>
+        <w:ind w:left="2880" w:hanging="360"/>
+      </w:pPr>
+    </w:lvl>
+    <w:lvl w:ilvl="4" w:tplc="04190019" w:tentative="1">
+      <w:start w:val="1"/>
+      <w:numFmt w:val="lowerLetter"/>
+      <w:lvlText w:val="%5."/>
+      <w:lvlJc w:val="left"/>
+      <w:pPr>
+        <w:ind w:left="3600" w:hanging="360"/>
+      </w:pPr>
+    </w:lvl>
+    <w:lvl w:ilvl="5" w:tplc="0419001B" w:tentative="1">
+      <w:start w:val="1"/>
+      <w:numFmt w:val="lowerRoman"/>
+      <w:lvlText w:val="%6."/>
+      <w:lvlJc w:val="right"/>
+      <w:pPr>
+        <w:ind w:left="4320" w:hanging="180"/>
+      </w:pPr>
+    </w:lvl>
+    <w:lvl w:ilvl="6" w:tplc="0419000F" w:tentative="1">
+      <w:start w:val="1"/>
+      <w:numFmt w:val="decimal"/>
+      <w:lvlText w:val="%7."/>
+      <w:lvlJc w:val="left"/>
+      <w:pPr>
+        <w:ind w:left="5040" w:hanging="360"/>
+      </w:pPr>
+    </w:lvl>
+    <w:lvl w:ilvl="7" w:tplc="04190019" w:tentative="1">
+      <w:start w:val="1"/>
+      <w:numFmt w:val="lowerLetter"/>
+      <w:lvlText w:val="%8."/>
+      <w:lvlJc w:val="left"/>
+      <w:pPr>
+        <w:ind w:left="5760" w:hanging="360"/>
+      </w:pPr>
+    </w:lvl>
+    <w:lvl w:ilvl="8" w:tplc="0419001B" w:tentative="1">
+      <w:start w:val="1"/>
+      <w:numFmt w:val="lowerRoman"/>
+      <w:lvlText w:val="%9."/>
+      <w:lvlJc w:val="right"/>
+      <w:pPr>
+        <w:ind w:left="6480" w:hanging="180"/>
+      </w:pPr>
+    </w:lvl>
+  </w:abstractNum>
+  <w:abstractNum w:abstractNumId="4" w15:restartNumberingAfterBreak="0">
+    <w:nsid w:val="436C37E6"/>
+    <w:multiLevelType w:val="hybridMultilevel"/>
+    <w:tmpl w:val="E4923B26"/>
+    <w:lvl w:ilvl="0" w:tplc="0419000F">
+      <w:start w:val="1"/>
+      <w:numFmt w:val="decimal"/>
+      <w:lvlText w:val="%1."/>
+      <w:lvlJc w:val="left"/>
+      <w:pPr>
+        <w:ind w:left="720" w:hanging="360"/>
+      </w:pPr>
+      <w:rPr>
+        <w:rFonts w:hint="default"/>
+      </w:rPr>
+    </w:lvl>
+    <w:lvl w:ilvl="1" w:tplc="04190019" w:tentative="1">
+      <w:start w:val="1"/>
+      <w:numFmt w:val="lowerLetter"/>
+      <w:lvlText w:val="%2."/>
+      <w:lvlJc w:val="left"/>
+      <w:pPr>
+        <w:ind w:left="1440" w:hanging="360"/>
+      </w:pPr>
+    </w:lvl>
+    <w:lvl w:ilvl="2" w:tplc="0419001B" w:tentative="1">
+      <w:start w:val="1"/>
+      <w:numFmt w:val="lowerRoman"/>
+      <w:lvlText w:val="%3."/>
+      <w:lvlJc w:val="right"/>
+      <w:pPr>
+        <w:ind w:left="2160" w:hanging="180"/>
+      </w:pPr>
+    </w:lvl>
+    <w:lvl w:ilvl="3" w:tplc="0419000F" w:tentative="1">
+      <w:start w:val="1"/>
+      <w:numFmt w:val="decimal"/>
+      <w:lvlText w:val="%4."/>
+      <w:lvlJc w:val="left"/>
+      <w:pPr>
+        <w:ind w:left="2880" w:hanging="360"/>
+      </w:pPr>
+    </w:lvl>
+    <w:lvl w:ilvl="4" w:tplc="04190019" w:tentative="1">
+      <w:start w:val="1"/>
+      <w:numFmt w:val="lowerLetter"/>
+      <w:lvlText w:val="%5."/>
+      <w:lvlJc w:val="left"/>
+      <w:pPr>
+        <w:ind w:left="3600" w:hanging="360"/>
+      </w:pPr>
+    </w:lvl>
+    <w:lvl w:ilvl="5" w:tplc="0419001B" w:tentative="1">
+      <w:start w:val="1"/>
+      <w:numFmt w:val="lowerRoman"/>
+      <w:lvlText w:val="%6."/>
+      <w:lvlJc w:val="right"/>
+      <w:pPr>
+        <w:ind w:left="4320" w:hanging="180"/>
+      </w:pPr>
+    </w:lvl>
+    <w:lvl w:ilvl="6" w:tplc="0419000F" w:tentative="1">
+      <w:start w:val="1"/>
+      <w:numFmt w:val="decimal"/>
+      <w:lvlText w:val="%7."/>
+      <w:lvlJc w:val="left"/>
+      <w:pPr>
+        <w:ind w:left="5040" w:hanging="360"/>
+      </w:pPr>
+    </w:lvl>
+    <w:lvl w:ilvl="7" w:tplc="04190019" w:tentative="1">
+      <w:start w:val="1"/>
+      <w:numFmt w:val="lowerLetter"/>
+      <w:lvlText w:val="%8."/>
+      <w:lvlJc w:val="left"/>
+      <w:pPr>
+        <w:ind w:left="5760" w:hanging="360"/>
+      </w:pPr>
+    </w:lvl>
+    <w:lvl w:ilvl="8" w:tplc="0419001B" w:tentative="1">
+      <w:start w:val="1"/>
+      <w:numFmt w:val="lowerRoman"/>
+      <w:lvlText w:val="%9."/>
+      <w:lvlJc w:val="right"/>
+      <w:pPr>
+        <w:ind w:left="6480" w:hanging="180"/>
+      </w:pPr>
+    </w:lvl>
+  </w:abstractNum>
+  <w:abstractNum w:abstractNumId="5" w15:restartNumberingAfterBreak="0">
     <w:nsid w:val="683A4D4D"/>
     <w:multiLevelType w:val="multilevel"/>
     <w:tmpl w:val="ABD24870"/>
@@ -4189,16 +6843,28 @@
     </w:lvl>
   </w:abstractNum>
   <w:num w:numId="1">
-    <w:abstractNumId w:val="1"/>
+    <w:abstractNumId w:val="5"/>
   </w:num>
   <w:num w:numId="2">
     <w:abstractNumId w:val="0"/>
+  </w:num>
+  <w:num w:numId="3">
+    <w:abstractNumId w:val="2"/>
+  </w:num>
+  <w:num w:numId="4">
+    <w:abstractNumId w:val="1"/>
+  </w:num>
+  <w:num w:numId="5">
+    <w:abstractNumId w:val="4"/>
+  </w:num>
+  <w:num w:numId="6">
+    <w:abstractNumId w:val="3"/>
   </w:num>
 </w:numbering>
 </file>
 
 <file path=word/styles.xml><?xml version="1.0" encoding="utf-8"?>
-<w:styles xmlns:mc="http://schemas.openxmlformats.org/markup-compatibility/2006" xmlns:r="http://schemas.openxmlformats.org/officeDocument/2006/relationships" xmlns:w="http://schemas.openxmlformats.org/wordprocessingml/2006/main" xmlns:w14="http://schemas.microsoft.com/office/word/2010/wordml" xmlns:w15="http://schemas.microsoft.com/office/word/2012/wordml" xmlns:w16se="http://schemas.microsoft.com/office/word/2015/wordml/symex" mc:Ignorable="w14 w15 w16se">
+<w:styles xmlns:mc="http://schemas.openxmlformats.org/markup-compatibility/2006" xmlns:r="http://schemas.openxmlformats.org/officeDocument/2006/relationships" xmlns:w="http://schemas.openxmlformats.org/wordprocessingml/2006/main" xmlns:w14="http://schemas.microsoft.com/office/word/2010/wordml" xmlns:w15="http://schemas.microsoft.com/office/word/2012/wordml" xmlns:w16cid="http://schemas.microsoft.com/office/word/2016/wordml/cid" xmlns:w16se="http://schemas.microsoft.com/office/word/2015/wordml/symex" mc:Ignorable="w14 w15 w16se w16cid">
   <w:docDefaults>
     <w:rPrDefault>
       <w:rPr>
@@ -4214,7 +6880,7 @@
       </w:pPr>
     </w:pPrDefault>
   </w:docDefaults>
-  <w:latentStyles w:defLockedState="0" w:defUIPriority="99" w:defSemiHidden="0" w:defUnhideWhenUsed="0" w:defQFormat="0" w:count="371">
+  <w:latentStyles w:defLockedState="0" w:defUIPriority="99" w:defSemiHidden="0" w:defUnhideWhenUsed="0" w:defQFormat="0" w:count="375">
     <w:lsdException w:name="Normal" w:uiPriority="0" w:qFormat="1"/>
     <w:lsdException w:name="heading 1" w:uiPriority="9" w:qFormat="1"/>
     <w:lsdException w:name="heading 2" w:semiHidden="1" w:uiPriority="9" w:unhideWhenUsed="1" w:qFormat="1"/>
@@ -4320,7 +6986,6 @@
     <w:lsdException w:name="HTML Sample" w:semiHidden="1" w:unhideWhenUsed="1"/>
     <w:lsdException w:name="HTML Typewriter" w:semiHidden="1" w:unhideWhenUsed="1"/>
     <w:lsdException w:name="HTML Variable" w:semiHidden="1" w:unhideWhenUsed="1"/>
-    <w:lsdException w:name="Normal Table" w:semiHidden="1" w:unhideWhenUsed="1"/>
     <w:lsdException w:name="annotation subject" w:semiHidden="1" w:unhideWhenUsed="1"/>
     <w:lsdException w:name="No List" w:semiHidden="1" w:unhideWhenUsed="1"/>
     <w:lsdException w:name="Outline List 1" w:semiHidden="1" w:unhideWhenUsed="1"/>
@@ -4364,10 +7029,8 @@
     <w:lsdException w:name="Table Elegant" w:semiHidden="1" w:unhideWhenUsed="1"/>
     <w:lsdException w:name="Table Professional" w:semiHidden="1" w:unhideWhenUsed="1"/>
     <w:lsdException w:name="Table Subtle 1" w:semiHidden="1" w:unhideWhenUsed="1"/>
-    <w:lsdException w:name="Table Subtle 2" w:semiHidden="1" w:unhideWhenUsed="1"/>
     <w:lsdException w:name="Table Web 1" w:semiHidden="1" w:unhideWhenUsed="1"/>
     <w:lsdException w:name="Table Web 2" w:semiHidden="1" w:unhideWhenUsed="1"/>
-    <w:lsdException w:name="Table Web 3" w:semiHidden="1" w:unhideWhenUsed="1"/>
     <w:lsdException w:name="Balloon Text" w:semiHidden="1" w:unhideWhenUsed="1"/>
     <w:lsdException w:name="Table Grid" w:uiPriority="39"/>
     <w:lsdException w:name="Table Theme" w:semiHidden="1" w:unhideWhenUsed="1"/>
@@ -4586,6 +7249,10 @@
     <w:lsdException w:name="List Table 5 Dark Accent 6" w:uiPriority="50"/>
     <w:lsdException w:name="List Table 6 Colorful Accent 6" w:uiPriority="51"/>
     <w:lsdException w:name="List Table 7 Colorful Accent 6" w:uiPriority="52"/>
+    <w:lsdException w:name="Mention" w:semiHidden="1" w:unhideWhenUsed="1"/>
+    <w:lsdException w:name="Smart Hyperlink" w:semiHidden="1" w:unhideWhenUsed="1"/>
+    <w:lsdException w:name="Hashtag" w:semiHidden="1" w:unhideWhenUsed="1"/>
+    <w:lsdException w:name="Unresolved Mention" w:semiHidden="1" w:unhideWhenUsed="1"/>
   </w:latentStyles>
   <w:style w:type="paragraph" w:default="1" w:styleId="a">
     <w:name w:val="Normal"/>
@@ -4703,6 +7370,17 @@
     <w:rsid w:val="00CF5736"/>
     <w:pPr>
       <w:spacing w:after="0" w:line="240" w:lineRule="auto"/>
+    </w:pPr>
+  </w:style>
+  <w:style w:type="paragraph" w:styleId="a6">
+    <w:name w:val="List Paragraph"/>
+    <w:basedOn w:val="a"/>
+    <w:uiPriority w:val="34"/>
+    <w:qFormat/>
+    <w:rsid w:val="0048057C"/>
+    <w:pPr>
+      <w:ind w:left="720"/>
+      <w:contextualSpacing/>
     </w:pPr>
   </w:style>
 </w:styles>
